--- a/templates/shablon_ip_without_vat.docx
+++ b/templates/shablon_ip_without_vat.docx
@@ -6896,7 +6896,7 @@
           <w:szCs w:val="24"/>
           <w:lang w:val="ru-RU"/>
         </w:rPr>
-        <w:t>Оплата производится в течение</w:t>
+        <w:t xml:space="preserve">Оплата производится в течение </w:t>
       </w:r>
       <w:r>
         <w:rPr>

--- a/templates/shablon_ip_without_vat.docx
+++ b/templates/shablon_ip_without_vat.docx
@@ -6886,122 +6886,99 @@
           <w:sz w:val="22"/>
           <w:szCs w:val="24"/>
         </w:rPr>
-        <w:t xml:space="preserve">4.4. </w:t>
-      </w:r>
-      <w:r>
-        <w:rPr>
-          <w:rFonts w:ascii="Times New Roman" w:eastAsia="Times New Roman" w:hAnsi="Times New Roman" w:cs="Times New Roman"/>
-          <w:color w:val="000000"/>
-          <w:sz w:val="22"/>
+        <w:t xml:space="preserve">{%p if has_prepayment %}</w:t>
+      </w:r>
+    </w:p>
+    <w:p>
+      <w:pPr>
+        <w:widowControl/>
+        <w:spacing w:before="0" w:after="80" w:line="276" w:lineRule="auto"/>
+        <w:ind w:left="680" w:hanging="680"/>
+        <w:jc w:val="both"/>
+        <w:rPr>
+          <w:rFonts w:ascii="Times New Roman" w:eastAsia="Times New Roman" w:hAnsi="Times New Roman" w:cs="Times New Roman"/>
+          <w:sz w:val="24"/>
           <w:szCs w:val="24"/>
           <w:lang w:val="ru-RU"/>
         </w:rPr>
-        <w:t xml:space="preserve">Оплата производится в течение </w:t>
-      </w:r>
-      <w:r>
-        <w:rPr>
-          <w:rFonts w:ascii="Times New Roman" w:eastAsia="Times New Roman" w:hAnsi="Times New Roman" w:cs="Times New Roman"/>
-          <w:color w:val="000000"/>
-          <w:sz w:val="22"/>
-          <w:szCs w:val="24"/>
-        </w:rPr>
-        <w:t>{{</w:t>
-      </w:r>
-      <w:proofErr w:type="spellStart"/>
-      <w:r>
-        <w:rPr>
-          <w:rFonts w:ascii="Times New Roman" w:eastAsia="Times New Roman" w:hAnsi="Times New Roman" w:cs="Times New Roman"/>
-          <w:color w:val="000000"/>
-          <w:sz w:val="22"/>
-          <w:szCs w:val="24"/>
-        </w:rPr>
-        <w:t>payment_days</w:t>
-      </w:r>
-      <w:proofErr w:type="spellEnd"/>
-      <w:r>
-        <w:rPr>
-          <w:rFonts w:ascii="Times New Roman" w:eastAsia="Times New Roman" w:hAnsi="Times New Roman" w:cs="Times New Roman"/>
-          <w:color w:val="000000"/>
-          <w:sz w:val="22"/>
-          <w:szCs w:val="24"/>
-        </w:rPr>
-        <w:t>}}</w:t>
-      </w:r>
-      <w:r>
-        <w:rPr>
-          <w:rFonts w:ascii="Times New Roman" w:eastAsia="Times New Roman" w:hAnsi="Times New Roman" w:cs="Times New Roman"/>
-          <w:color w:val="000000"/>
-          <w:sz w:val="22"/>
+      </w:pPr>
+      <w:r>
+        <w:rPr>
+          <w:rFonts w:ascii="Times New Roman" w:eastAsia="Times New Roman" w:hAnsi="Times New Roman" w:cs="Times New Roman"/>
+          <w:color w:val="000000"/>
+          <w:sz w:val="22"/>
+          <w:szCs w:val="24"/>
+        </w:rPr>
+        <w:t xml:space="preserve">4.2. Оплата услуг осуществляется Заказчиком в следующем порядке: — {{prepayment_amount}} руб. ({{prepayment_amount_words}}) — предоплата в размере {{prepayment_percent}}% от стоимости услуг, на погрузке; — {{balance_amount}} руб. ({{balance_amount_words}}) — окончательный расчёт в размере {{balance_percent}}% от стоимости услуг, в течение {{payment_days}} ({{payment_days_words}}) банковских дней с даты завершения выгрузки последнего из перевозимых автомобилей и получения Заказчиком оригиналов надлежащим образом оформленных документов (транспортная накладная, CMR, УПД и иных). Срок оплаты исчисляется с даты получения последнего из обязательных документов, при условии их надлежащего оформления или получения документов через систему электронного документооборота (ЭДО).</w:t>
+      </w:r>
+    </w:p>
+    <w:p>
+      <w:pPr>
+        <w:widowControl/>
+        <w:spacing w:before="0" w:after="80" w:line="276" w:lineRule="auto"/>
+        <w:ind w:left="680" w:hanging="680"/>
+        <w:jc w:val="both"/>
+        <w:rPr>
+          <w:rFonts w:ascii="Times New Roman" w:eastAsia="Times New Roman" w:hAnsi="Times New Roman" w:cs="Times New Roman"/>
+          <w:sz w:val="24"/>
           <w:szCs w:val="24"/>
           <w:lang w:val="ru-RU"/>
         </w:rPr>
-        <w:t xml:space="preserve"> </w:t>
-      </w:r>
-      <w:r>
-        <w:rPr>
-          <w:rFonts w:ascii="Times New Roman" w:eastAsia="Times New Roman" w:hAnsi="Times New Roman" w:cs="Times New Roman"/>
-          <w:color w:val="000000"/>
-          <w:sz w:val="22"/>
-          <w:szCs w:val="24"/>
-        </w:rPr>
-        <w:t>({{</w:t>
-      </w:r>
-      <w:proofErr w:type="spellStart"/>
-      <w:r>
-        <w:rPr>
-          <w:rFonts w:ascii="Times New Roman" w:eastAsia="Times New Roman" w:hAnsi="Times New Roman" w:cs="Times New Roman"/>
-          <w:color w:val="000000"/>
-          <w:sz w:val="22"/>
-          <w:szCs w:val="24"/>
-        </w:rPr>
-        <w:t>payment_days_words</w:t>
-      </w:r>
-      <w:proofErr w:type="spellEnd"/>
-      <w:r>
-        <w:rPr>
-          <w:rFonts w:ascii="Times New Roman" w:eastAsia="Times New Roman" w:hAnsi="Times New Roman" w:cs="Times New Roman"/>
-          <w:color w:val="000000"/>
-          <w:sz w:val="22"/>
-          <w:szCs w:val="24"/>
-        </w:rPr>
-        <w:t>}})</w:t>
-      </w:r>
-      <w:r>
-        <w:rPr>
-          <w:rFonts w:ascii="Times New Roman" w:eastAsia="Times New Roman" w:hAnsi="Times New Roman" w:cs="Times New Roman"/>
-          <w:color w:val="000000"/>
-          <w:sz w:val="22"/>
-          <w:szCs w:val="24"/>
-        </w:rPr>
-        <w:t xml:space="preserve"> </w:t>
-      </w:r>
-      <w:r>
-        <w:rPr>
-          <w:rFonts w:ascii="Times New Roman" w:eastAsia="Times New Roman" w:hAnsi="Times New Roman" w:cs="Times New Roman"/>
-          <w:color w:val="000000"/>
-          <w:sz w:val="22"/>
-          <w:szCs w:val="24"/>
-        </w:rPr>
-        <w:t>банковских дней с даты завершения выгрузки последнего из перевозимых автомобилей и получения Заказчиком оригиналов надлежащим образом оформленных документов (транспортная накладная, CMR, УПД и иных). Срок оплаты исчисляется с даты получения последнего из обязательных документов, при условии их надлежащего оформления</w:t>
-      </w:r>
-      <w:r>
-        <w:rPr>
-          <w:rFonts w:ascii="Times New Roman" w:eastAsia="Times New Roman" w:hAnsi="Times New Roman" w:cs="Times New Roman"/>
-          <w:color w:val="000000"/>
-          <w:sz w:val="22"/>
-          <w:szCs w:val="24"/>
-        </w:rPr>
-        <w:t xml:space="preserve"> или получения документов через систему электронного документооборота (ЭДО)</w:t>
-      </w:r>
-      <w:r>
-        <w:rPr>
-          <w:rFonts w:ascii="Times New Roman" w:eastAsia="Times New Roman" w:hAnsi="Times New Roman" w:cs="Times New Roman"/>
-          <w:color w:val="000000"/>
-          <w:sz w:val="22"/>
+      </w:pPr>
+      <w:r>
+        <w:rPr>
+          <w:rFonts w:ascii="Times New Roman" w:eastAsia="Times New Roman" w:hAnsi="Times New Roman" w:cs="Times New Roman"/>
+          <w:color w:val="000000"/>
+          <w:sz w:val="22"/>
+          <w:szCs w:val="24"/>
+        </w:rPr>
+        <w:t xml:space="preserve">{%p else %}</w:t>
+      </w:r>
+    </w:p>
+    <w:p>
+      <w:pPr>
+        <w:widowControl/>
+        <w:spacing w:before="0" w:after="80" w:line="276" w:lineRule="auto"/>
+        <w:ind w:left="680" w:hanging="680"/>
+        <w:jc w:val="both"/>
+        <w:rPr>
+          <w:rFonts w:ascii="Times New Roman" w:eastAsia="Times New Roman" w:hAnsi="Times New Roman" w:cs="Times New Roman"/>
+          <w:sz w:val="24"/>
           <w:szCs w:val="24"/>
           <w:lang w:val="ru-RU"/>
         </w:rPr>
-        <w:t>.</w:t>
+      </w:pPr>
+      <w:r>
+        <w:rPr>
+          <w:rFonts w:ascii="Times New Roman" w:eastAsia="Times New Roman" w:hAnsi="Times New Roman" w:cs="Times New Roman"/>
+          <w:color w:val="000000"/>
+          <w:sz w:val="22"/>
+          <w:szCs w:val="24"/>
+        </w:rPr>
+        <w:t xml:space="preserve">4.4. Оплата производится в течение {{payment_days}} ({{payment_days_words}}) банковских дней с даты завершения выгрузки последнего из перевозимых автомобилей и получения Заказчиком оригиналов надлежащим образом оформленных документов (транспортная накладная, CMR, УПД и иных). Срок оплаты исчисляется с даты получения последнего из обязательных документов, при условии их надлежащего оформления или получения документов через систему электронного документооборота (ЭДО).</w:t>
+      </w:r>
+    </w:p>
+    <w:p>
+      <w:pPr>
+        <w:widowControl/>
+        <w:spacing w:before="0" w:after="80" w:line="276" w:lineRule="auto"/>
+        <w:ind w:left="680" w:hanging="680"/>
+        <w:jc w:val="both"/>
+        <w:rPr>
+          <w:rFonts w:ascii="Times New Roman" w:eastAsia="Times New Roman" w:hAnsi="Times New Roman" w:cs="Times New Roman"/>
+          <w:sz w:val="24"/>
+          <w:szCs w:val="24"/>
+          <w:lang w:val="ru-RU"/>
+        </w:rPr>
+      </w:pPr>
+      <w:r>
+        <w:rPr>
+          <w:rFonts w:ascii="Times New Roman" w:eastAsia="Times New Roman" w:hAnsi="Times New Roman" w:cs="Times New Roman"/>
+          <w:color w:val="000000"/>
+          <w:sz w:val="22"/>
+          <w:szCs w:val="24"/>
+        </w:rPr>
+        <w:t xml:space="preserve">{%p endif %}</w:t>
       </w:r>
     </w:p>
     <w:p>

--- a/templates/shablon_ip_without_vat.docx
+++ b/templates/shablon_ip_without_vat.docx
@@ -6909,7 +6909,7 @@
           <w:sz w:val="22"/>
           <w:szCs w:val="24"/>
         </w:rPr>
-        <w:t xml:space="preserve">4.2. Оплата услуг осуществляется Заказчиком в следующем порядке: — {{prepayment_amount}} руб. ({{prepayment_amount_words}}) — предоплата в размере {{prepayment_percent}}% от стоимости услуг, на погрузке; — {{balance_amount}} руб. ({{balance_amount_words}}) — окончательный расчёт в размере {{balance_percent}}% от стоимости услуг, в течение {{payment_days}} ({{payment_days_words}}) банковских дней с даты завершения выгрузки последнего из перевозимых автомобилей и получения Заказчиком оригиналов надлежащим образом оформленных документов (транспортная накладная, CMR, УПД и иных). Срок оплаты исчисляется с даты получения последнего из обязательных документов, при условии их надлежащего оформления или получения документов через систему электронного документооборота (ЭДО).</w:t>
+        <w:t xml:space="preserve">4.4. Оплата услуг осуществляется Заказчиком в следующем порядке: — {{prepayment_amount}} руб. ({{prepayment_amount_words}}) — предоплата в размере {{prepayment_percent}}% от стоимости услуг, на погрузке; — {{balance_amount}} руб. ({{balance_amount_words}}) — окончательный расчёт в размере {{balance_percent}}% от стоимости услуг, в течение {{payment_days}} ({{payment_days_words}}) банковских дней с даты завершения выгрузки последнего из перевозимых автомобилей и получения Заказчиком оригиналов надлежащим образом оформленных документов (транспортная накладная, CMR, УПД и иных). Срок оплаты исчисляется с даты получения последнего из обязательных документов, при условии их надлежащего оформления или получения документов через систему электронного документооборота (ЭДО).</w:t>
       </w:r>
     </w:p>
     <w:p>

--- a/templates/shablon_ip_without_vat.docx
+++ b/templates/shablon_ip_without_vat.docx
@@ -420,94 +420,95 @@
           <w:sz w:val="22"/>
           <w:szCs w:val="24"/>
         </w:rPr>
-        <w:t>{{</w:t>
-      </w:r>
-      <w:proofErr w:type="spellStart"/>
-      <w:r>
-        <w:rPr>
-          <w:rFonts w:ascii="Times New Roman" w:eastAsia="Times New Roman" w:hAnsi="Times New Roman" w:cs="Times New Roman"/>
-          <w:color w:val="000000"/>
-          <w:sz w:val="22"/>
-          <w:szCs w:val="24"/>
-        </w:rPr>
-        <w:t>client_full_name</w:t>
-      </w:r>
-      <w:proofErr w:type="spellEnd"/>
-      <w:r>
-        <w:rPr>
-          <w:rFonts w:ascii="Times New Roman" w:eastAsia="Times New Roman" w:hAnsi="Times New Roman" w:cs="Times New Roman"/>
-          <w:color w:val="000000"/>
-          <w:sz w:val="22"/>
-          <w:szCs w:val="24"/>
-        </w:rPr>
-        <w:t>}}</w:t>
-      </w:r>
-      <w:r>
-        <w:rPr>
-          <w:rFonts w:ascii="Times New Roman" w:eastAsia="Times New Roman" w:hAnsi="Times New Roman" w:cs="Times New Roman"/>
-          <w:color w:val="000000"/>
-          <w:sz w:val="22"/>
-          <w:szCs w:val="24"/>
-        </w:rPr>
-        <w:t xml:space="preserve"> </w:t>
-      </w:r>
-      <w:r>
-        <w:rPr>
-          <w:rFonts w:ascii="Times New Roman" w:eastAsia="Times New Roman" w:hAnsi="Times New Roman" w:cs="Times New Roman"/>
-          <w:color w:val="000000"/>
-          <w:sz w:val="22"/>
-          <w:szCs w:val="24"/>
-          <w:lang w:val="ru-RU"/>
-        </w:rPr>
-        <w:t>(</w:t>
-      </w:r>
-      <w:r>
-        <w:rPr>
-          <w:rFonts w:ascii="Times New Roman" w:eastAsia="Times New Roman" w:hAnsi="Times New Roman" w:cs="Times New Roman"/>
-          <w:color w:val="000000"/>
-          <w:sz w:val="22"/>
-          <w:szCs w:val="24"/>
-        </w:rPr>
-        <w:t>{{</w:t>
-      </w:r>
-      <w:proofErr w:type="spellStart"/>
-      <w:r>
-        <w:rPr>
-          <w:rFonts w:ascii="Times New Roman" w:eastAsia="Times New Roman" w:hAnsi="Times New Roman" w:cs="Times New Roman"/>
-          <w:color w:val="000000"/>
-          <w:sz w:val="22"/>
-          <w:szCs w:val="24"/>
-        </w:rPr>
-        <w:t>client_name</w:t>
-      </w:r>
-      <w:proofErr w:type="spellEnd"/>
-      <w:r>
-        <w:rPr>
-          <w:rFonts w:ascii="Times New Roman" w:eastAsia="Times New Roman" w:hAnsi="Times New Roman" w:cs="Times New Roman"/>
-          <w:color w:val="000000"/>
-          <w:sz w:val="22"/>
-          <w:szCs w:val="24"/>
-        </w:rPr>
-        <w:t>}}</w:t>
-      </w:r>
-      <w:r>
-        <w:rPr>
-          <w:rFonts w:ascii="Times New Roman" w:eastAsia="Times New Roman" w:hAnsi="Times New Roman" w:cs="Times New Roman"/>
-          <w:color w:val="000000"/>
-          <w:sz w:val="22"/>
-          <w:szCs w:val="24"/>
-          <w:lang w:val="ru-RU"/>
-        </w:rPr>
-        <w:t>)</w:t>
-      </w:r>
-      <w:r>
-        <w:rPr>
-          <w:rFonts w:ascii="Times New Roman" w:eastAsia="Times New Roman" w:hAnsi="Times New Roman" w:cs="Times New Roman"/>
-          <w:color w:val="000000"/>
-          <w:sz w:val="22"/>
-          <w:szCs w:val="24"/>
-        </w:rPr>
-        <w:t>, именуемое в дальнейшем «Заказчик», в лице Генерального директора Ахмедова Тимура Артуровича, действующего на основании Устава.</w:t>
+        <w:t xml:space="preserve">{%p if is_client_ip %}</w:t>
+      </w:r>
+    </w:p>
+    <w:p>
+      <w:pPr>
+        <w:widowControl/>
+        <w:spacing w:before="0" w:after="80" w:line="276" w:lineRule="auto"/>
+        <w:ind w:left="0" w:firstLine="567"/>
+        <w:jc w:val="both"/>
+        <w:rPr>
+          <w:rFonts w:ascii="Times New Roman" w:eastAsia="Times New Roman" w:hAnsi="Times New Roman" w:cs="Times New Roman"/>
+          <w:sz w:val="24"/>
+          <w:szCs w:val="24"/>
+        </w:rPr>
+      </w:pPr>
+      <w:r>
+        <w:rPr>
+          <w:rFonts w:ascii="Times New Roman" w:eastAsia="Times New Roman" w:hAnsi="Times New Roman" w:cs="Times New Roman"/>
+          <w:color w:val="000000"/>
+          <w:sz w:val="22"/>
+          <w:szCs w:val="24"/>
+        </w:rPr>
+        <w:t xml:space="preserve">{{client_legal_form}} {{client_full_name}}, {{client_pronoun}} в дальнейшем «Заказчик», {{client_acting}} на основании свидетельства о государственной регистрации.</w:t>
+      </w:r>
+    </w:p>
+    <w:p>
+      <w:pPr>
+        <w:widowControl/>
+        <w:spacing w:before="0" w:after="80" w:line="276" w:lineRule="auto"/>
+        <w:ind w:left="0" w:firstLine="567"/>
+        <w:jc w:val="both"/>
+        <w:rPr>
+          <w:rFonts w:ascii="Times New Roman" w:eastAsia="Times New Roman" w:hAnsi="Times New Roman" w:cs="Times New Roman"/>
+          <w:sz w:val="24"/>
+          <w:szCs w:val="24"/>
+        </w:rPr>
+      </w:pPr>
+      <w:r>
+        <w:rPr>
+          <w:rFonts w:ascii="Times New Roman" w:eastAsia="Times New Roman" w:hAnsi="Times New Roman" w:cs="Times New Roman"/>
+          <w:color w:val="000000"/>
+          <w:sz w:val="22"/>
+          <w:szCs w:val="24"/>
+        </w:rPr>
+        <w:t xml:space="preserve">{%p else %}</w:t>
+      </w:r>
+    </w:p>
+    <w:p>
+      <w:pPr>
+        <w:widowControl/>
+        <w:spacing w:before="0" w:after="80" w:line="276" w:lineRule="auto"/>
+        <w:ind w:left="0" w:firstLine="567"/>
+        <w:jc w:val="both"/>
+        <w:rPr>
+          <w:rFonts w:ascii="Times New Roman" w:eastAsia="Times New Roman" w:hAnsi="Times New Roman" w:cs="Times New Roman"/>
+          <w:sz w:val="24"/>
+          <w:szCs w:val="24"/>
+        </w:rPr>
+      </w:pPr>
+      <w:r>
+        <w:rPr>
+          <w:rFonts w:ascii="Times New Roman" w:eastAsia="Times New Roman" w:hAnsi="Times New Roman" w:cs="Times New Roman"/>
+          <w:color w:val="000000"/>
+          <w:sz w:val="22"/>
+          <w:szCs w:val="24"/>
+        </w:rPr>
+        <w:t xml:space="preserve">{{client_full_name}}{{client_name_in_parens}}, именуемое в дальнейшем «Заказчик», в лице {{client_director_position_short}} {{client_director}}, действующего на основании Устава.</w:t>
+      </w:r>
+    </w:p>
+    <w:p>
+      <w:pPr>
+        <w:widowControl/>
+        <w:spacing w:before="0" w:after="80" w:line="276" w:lineRule="auto"/>
+        <w:ind w:left="0" w:firstLine="567"/>
+        <w:jc w:val="both"/>
+        <w:rPr>
+          <w:rFonts w:ascii="Times New Roman" w:eastAsia="Times New Roman" w:hAnsi="Times New Roman" w:cs="Times New Roman"/>
+          <w:sz w:val="24"/>
+          <w:szCs w:val="24"/>
+        </w:rPr>
+      </w:pPr>
+      <w:r>
+        <w:rPr>
+          <w:rFonts w:ascii="Times New Roman" w:eastAsia="Times New Roman" w:hAnsi="Times New Roman" w:cs="Times New Roman"/>
+          <w:color w:val="000000"/>
+          <w:sz w:val="22"/>
+          <w:szCs w:val="24"/>
+        </w:rPr>
+        <w:t xml:space="preserve">{%p endif %}</w:t>
       </w:r>
     </w:p>
     <w:p>
@@ -553,167 +554,95 @@
           <w:sz w:val="22"/>
           <w:szCs w:val="24"/>
         </w:rPr>
-        <w:t>{{</w:t>
-      </w:r>
-      <w:proofErr w:type="spellStart"/>
-      <w:r>
-        <w:rPr>
-          <w:rFonts w:ascii="Times New Roman" w:eastAsia="Times New Roman" w:hAnsi="Times New Roman" w:cs="Times New Roman"/>
-          <w:color w:val="000000"/>
-          <w:sz w:val="22"/>
-          <w:szCs w:val="24"/>
-        </w:rPr>
-        <w:t>carrier_legal_form</w:t>
-      </w:r>
-      <w:proofErr w:type="spellEnd"/>
-      <w:r>
-        <w:rPr>
-          <w:rFonts w:ascii="Times New Roman" w:eastAsia="Times New Roman" w:hAnsi="Times New Roman" w:cs="Times New Roman"/>
-          <w:color w:val="000000"/>
-          <w:sz w:val="22"/>
-          <w:szCs w:val="24"/>
-        </w:rPr>
-        <w:t>}} {{</w:t>
-      </w:r>
-      <w:proofErr w:type="spellStart"/>
-      <w:r>
-        <w:rPr>
-          <w:rFonts w:ascii="Times New Roman" w:eastAsia="Times New Roman" w:hAnsi="Times New Roman" w:cs="Times New Roman"/>
-          <w:color w:val="000000"/>
-          <w:sz w:val="22"/>
-          <w:szCs w:val="24"/>
-        </w:rPr>
-        <w:t>carrier_full_name</w:t>
-      </w:r>
-      <w:proofErr w:type="spellEnd"/>
-      <w:r>
-        <w:rPr>
-          <w:rFonts w:ascii="Times New Roman" w:eastAsia="Times New Roman" w:hAnsi="Times New Roman" w:cs="Times New Roman"/>
-          <w:color w:val="000000"/>
-          <w:sz w:val="22"/>
-          <w:szCs w:val="24"/>
-        </w:rPr>
-        <w:t>}}, ИНН {{</w:t>
-      </w:r>
-      <w:proofErr w:type="spellStart"/>
-      <w:r>
-        <w:rPr>
-          <w:rFonts w:ascii="Times New Roman" w:eastAsia="Times New Roman" w:hAnsi="Times New Roman" w:cs="Times New Roman"/>
-          <w:color w:val="000000"/>
-          <w:sz w:val="22"/>
-          <w:szCs w:val="24"/>
-        </w:rPr>
-        <w:t>carrier_inn</w:t>
-      </w:r>
-      <w:proofErr w:type="spellEnd"/>
-      <w:r>
-        <w:rPr>
-          <w:rFonts w:ascii="Times New Roman" w:eastAsia="Times New Roman" w:hAnsi="Times New Roman" w:cs="Times New Roman"/>
-          <w:color w:val="000000"/>
-          <w:sz w:val="22"/>
-          <w:szCs w:val="24"/>
-        </w:rPr>
-        <w:t>}}, ОГРНИП {{</w:t>
-      </w:r>
-      <w:proofErr w:type="spellStart"/>
-      <w:r>
-        <w:rPr>
-          <w:rFonts w:ascii="Times New Roman" w:eastAsia="Times New Roman" w:hAnsi="Times New Roman" w:cs="Times New Roman"/>
-          <w:color w:val="000000"/>
-          <w:sz w:val="22"/>
-          <w:szCs w:val="24"/>
-        </w:rPr>
-        <w:t>carrier_ogrn</w:t>
-      </w:r>
-      <w:proofErr w:type="spellEnd"/>
-      <w:r>
-        <w:rPr>
-          <w:rFonts w:ascii="Times New Roman" w:eastAsia="Times New Roman" w:hAnsi="Times New Roman" w:cs="Times New Roman"/>
-          <w:color w:val="000000"/>
-          <w:sz w:val="22"/>
-          <w:szCs w:val="24"/>
-        </w:rPr>
-        <w:t>}}, в лице {{</w:t>
-      </w:r>
-      <w:proofErr w:type="spellStart"/>
-      <w:r>
-        <w:rPr>
-          <w:rFonts w:ascii="Times New Roman" w:eastAsia="Times New Roman" w:hAnsi="Times New Roman" w:cs="Times New Roman"/>
-          <w:color w:val="000000"/>
-          <w:sz w:val="22"/>
-          <w:szCs w:val="24"/>
-        </w:rPr>
-        <w:t>carrier_director_position</w:t>
-      </w:r>
-      <w:proofErr w:type="spellEnd"/>
-      <w:r>
-        <w:rPr>
-          <w:rFonts w:ascii="Times New Roman" w:eastAsia="Times New Roman" w:hAnsi="Times New Roman" w:cs="Times New Roman"/>
-          <w:color w:val="000000"/>
-          <w:sz w:val="22"/>
-          <w:szCs w:val="24"/>
-        </w:rPr>
-        <w:t>}} {{</w:t>
-      </w:r>
-      <w:proofErr w:type="spellStart"/>
-      <w:r>
-        <w:rPr>
-          <w:rFonts w:ascii="Times New Roman" w:eastAsia="Times New Roman" w:hAnsi="Times New Roman" w:cs="Times New Roman"/>
-          <w:color w:val="000000"/>
-          <w:sz w:val="22"/>
-          <w:szCs w:val="24"/>
-        </w:rPr>
-        <w:t>carrier_director</w:t>
-      </w:r>
-      <w:proofErr w:type="spellEnd"/>
-      <w:r>
-        <w:rPr>
-          <w:rFonts w:ascii="Times New Roman" w:eastAsia="Times New Roman" w:hAnsi="Times New Roman" w:cs="Times New Roman"/>
-          <w:color w:val="000000"/>
-          <w:sz w:val="22"/>
-          <w:szCs w:val="24"/>
-        </w:rPr>
-        <w:t>}}, действующего на основании {{</w:t>
-      </w:r>
-      <w:proofErr w:type="spellStart"/>
-      <w:r>
-        <w:rPr>
-          <w:rFonts w:ascii="Times New Roman" w:eastAsia="Times New Roman" w:hAnsi="Times New Roman" w:cs="Times New Roman"/>
-          <w:color w:val="000000"/>
-          <w:sz w:val="22"/>
-          <w:szCs w:val="24"/>
-        </w:rPr>
-        <w:t>carrier_basis</w:t>
-      </w:r>
-      <w:proofErr w:type="spellEnd"/>
-      <w:r>
-        <w:rPr>
-          <w:rFonts w:ascii="Times New Roman" w:eastAsia="Times New Roman" w:hAnsi="Times New Roman" w:cs="Times New Roman"/>
-          <w:color w:val="000000"/>
-          <w:sz w:val="22"/>
-          <w:szCs w:val="24"/>
-        </w:rPr>
-        <w:t>}}, {{</w:t>
-      </w:r>
-      <w:proofErr w:type="spellStart"/>
-      <w:r>
-        <w:rPr>
-          <w:rFonts w:ascii="Times New Roman" w:eastAsia="Times New Roman" w:hAnsi="Times New Roman" w:cs="Times New Roman"/>
-          <w:color w:val="000000"/>
-          <w:sz w:val="22"/>
-          <w:szCs w:val="24"/>
-        </w:rPr>
-        <w:t>carrier_pronoun</w:t>
-      </w:r>
-      <w:proofErr w:type="spellEnd"/>
-      <w:r>
-        <w:rPr>
-          <w:rFonts w:ascii="Times New Roman" w:eastAsia="Times New Roman" w:hAnsi="Times New Roman" w:cs="Times New Roman"/>
-          <w:color w:val="000000"/>
-          <w:sz w:val="22"/>
-          <w:szCs w:val="24"/>
-        </w:rPr>
-        <w:t>}} в дальнейшем «Перевозчик».</w:t>
+        <w:t xml:space="preserve">{%p if is_carrier_ip %}</w:t>
+      </w:r>
+    </w:p>
+    <w:p>
+      <w:pPr>
+        <w:widowControl/>
+        <w:spacing w:before="0" w:after="80" w:line="276" w:lineRule="auto"/>
+        <w:ind w:left="0" w:firstLine="567"/>
+        <w:jc w:val="both"/>
+        <w:rPr>
+          <w:rFonts w:ascii="Times New Roman" w:eastAsia="Times New Roman" w:hAnsi="Times New Roman" w:cs="Times New Roman"/>
+          <w:sz w:val="24"/>
+          <w:szCs w:val="24"/>
+        </w:rPr>
+      </w:pPr>
+      <w:r>
+        <w:rPr>
+          <w:rFonts w:ascii="Times New Roman" w:eastAsia="Times New Roman" w:hAnsi="Times New Roman" w:cs="Times New Roman"/>
+          <w:color w:val="000000"/>
+          <w:sz w:val="22"/>
+          <w:szCs w:val="24"/>
+        </w:rPr>
+        <w:t xml:space="preserve">{{carrier_legal_form}} {{carrier_full_name}}, ИНН {{carrier_inn}}, {{carrier_ogrn_label}} {{carrier_ogrn}}, {{carrier_acting}} на основании {{carrier_basis}}, {{carrier_pronoun}} в дальнейшем «Перевозчик».</w:t>
+      </w:r>
+    </w:p>
+    <w:p>
+      <w:pPr>
+        <w:widowControl/>
+        <w:spacing w:before="0" w:after="80" w:line="276" w:lineRule="auto"/>
+        <w:ind w:left="0" w:firstLine="567"/>
+        <w:jc w:val="both"/>
+        <w:rPr>
+          <w:rFonts w:ascii="Times New Roman" w:eastAsia="Times New Roman" w:hAnsi="Times New Roman" w:cs="Times New Roman"/>
+          <w:sz w:val="24"/>
+          <w:szCs w:val="24"/>
+        </w:rPr>
+      </w:pPr>
+      <w:r>
+        <w:rPr>
+          <w:rFonts w:ascii="Times New Roman" w:eastAsia="Times New Roman" w:hAnsi="Times New Roman" w:cs="Times New Roman"/>
+          <w:color w:val="000000"/>
+          <w:sz w:val="22"/>
+          <w:szCs w:val="24"/>
+        </w:rPr>
+        <w:t xml:space="preserve">{%p else %}</w:t>
+      </w:r>
+    </w:p>
+    <w:p>
+      <w:pPr>
+        <w:widowControl/>
+        <w:spacing w:before="0" w:after="80" w:line="276" w:lineRule="auto"/>
+        <w:ind w:left="0" w:firstLine="567"/>
+        <w:jc w:val="both"/>
+        <w:rPr>
+          <w:rFonts w:ascii="Times New Roman" w:eastAsia="Times New Roman" w:hAnsi="Times New Roman" w:cs="Times New Roman"/>
+          <w:sz w:val="24"/>
+          <w:szCs w:val="24"/>
+        </w:rPr>
+      </w:pPr>
+      <w:r>
+        <w:rPr>
+          <w:rFonts w:ascii="Times New Roman" w:eastAsia="Times New Roman" w:hAnsi="Times New Roman" w:cs="Times New Roman"/>
+          <w:color w:val="000000"/>
+          <w:sz w:val="22"/>
+          <w:szCs w:val="24"/>
+        </w:rPr>
+        <w:t xml:space="preserve">{{carrier_legal_form}} {{carrier_full_name}}, ИНН {{carrier_inn}}, {% if has_carrier_kpp %}КПП {{carrier_kpp}}, {% endif %}{{carrier_ogrn_label}} {{carrier_ogrn}}, в лице {{carrier_director_position}} {{carrier_director}}, действующего на основании {{carrier_basis}}, именуемое в дальнейшем «Перевозчик».</w:t>
+      </w:r>
+    </w:p>
+    <w:p>
+      <w:pPr>
+        <w:widowControl/>
+        <w:spacing w:before="0" w:after="80" w:line="276" w:lineRule="auto"/>
+        <w:ind w:left="0" w:firstLine="567"/>
+        <w:jc w:val="both"/>
+        <w:rPr>
+          <w:rFonts w:ascii="Times New Roman" w:eastAsia="Times New Roman" w:hAnsi="Times New Roman" w:cs="Times New Roman"/>
+          <w:sz w:val="24"/>
+          <w:szCs w:val="24"/>
+        </w:rPr>
+      </w:pPr>
+      <w:r>
+        <w:rPr>
+          <w:rFonts w:ascii="Times New Roman" w:eastAsia="Times New Roman" w:hAnsi="Times New Roman" w:cs="Times New Roman"/>
+          <w:color w:val="000000"/>
+          <w:sz w:val="22"/>
+          <w:szCs w:val="24"/>
+        </w:rPr>
+        <w:t xml:space="preserve">{%p endif %}</w:t>
       </w:r>
     </w:p>
     <w:p>
@@ -5986,7 +5915,7 @@
                 <w:szCs w:val="24"/>
                 <w:lang w:val="ru-RU"/>
               </w:rPr>
-              <w:t>Место рождения: {{driver_birth_place}}</w:t>
+              <w:t xml:space="preserve">{%p if has_driver_birth_place %}</w:t>
             </w:r>
           </w:p>
           <w:p>
@@ -6010,6 +5939,54 @@
                 <w:szCs w:val="24"/>
                 <w:lang w:val="ru-RU"/>
               </w:rPr>
+              <w:t xml:space="preserve">Место рождения: {{driver_birth_place}}</w:t>
+            </w:r>
+          </w:p>
+          <w:p>
+            <w:pPr>
+              <w:spacing w:after="0" w:before="0" w:line="240" w:lineRule="auto"/>
+              <w:ind w:firstLine="0"/>
+              <w:jc w:val="both"/>
+              <w:rPr>
+                <w:rFonts w:ascii="Times New Roman" w:eastAsia="Times New Roman" w:hAnsi="Times New Roman" w:cs="Times New Roman"/>
+                <w:sz w:val="24"/>
+                <w:szCs w:val="24"/>
+                <w:lang w:val="ru-RU"/>
+              </w:rPr>
+            </w:pPr>
+            <w:r>
+              <w:rPr>
+                <w:rFonts w:ascii="Times New Roman" w:eastAsia="Times New Roman" w:hAnsi="Times New Roman" w:cs="Times New Roman"/>
+                <w:b w:val="0"/>
+                <w:color w:val="000000"/>
+                <w:sz w:val="19"/>
+                <w:szCs w:val="24"/>
+                <w:lang w:val="ru-RU"/>
+              </w:rPr>
+              <w:t xml:space="preserve">{%p endif %}</w:t>
+            </w:r>
+          </w:p>
+          <w:p>
+            <w:pPr>
+              <w:spacing w:after="0" w:before="0" w:line="240" w:lineRule="auto"/>
+              <w:ind w:firstLine="0"/>
+              <w:jc w:val="both"/>
+              <w:rPr>
+                <w:rFonts w:ascii="Times New Roman" w:eastAsia="Times New Roman" w:hAnsi="Times New Roman" w:cs="Times New Roman"/>
+                <w:sz w:val="24"/>
+                <w:szCs w:val="24"/>
+                <w:lang w:val="ru-RU"/>
+              </w:rPr>
+            </w:pPr>
+            <w:r>
+              <w:rPr>
+                <w:rFonts w:ascii="Times New Roman" w:eastAsia="Times New Roman" w:hAnsi="Times New Roman" w:cs="Times New Roman"/>
+                <w:b w:val="0"/>
+                <w:color w:val="000000"/>
+                <w:sz w:val="19"/>
+                <w:szCs w:val="24"/>
+                <w:lang w:val="ru-RU"/>
+              </w:rPr>
               <w:t>Паспорт: {{driver_passport}}</w:t>
             </w:r>
           </w:p>
@@ -6130,7 +6107,7 @@
                 <w:szCs w:val="24"/>
                 <w:lang w:val="ru-RU"/>
               </w:rPr>
-              <w:t>Срок действия: до {{driver_license_expiry}}</w:t>
+              <w:t xml:space="preserve">{%p if has_driver_license_expiry %}</w:t>
             </w:r>
           </w:p>
           <w:p>
@@ -6154,7 +6131,7 @@
                 <w:szCs w:val="24"/>
                 <w:lang w:val="ru-RU"/>
               </w:rPr>
-              <w:t>Категории: {{driver_license_categories}}</w:t>
+              <w:t xml:space="preserve">Срок действия: до {{driver_license_expiry}}</w:t>
             </w:r>
           </w:p>
           <w:p>
@@ -6178,7 +6155,151 @@
                 <w:szCs w:val="24"/>
                 <w:lang w:val="ru-RU"/>
               </w:rPr>
-              <w:t>Телефон: {{driver_phone}}</w:t>
+              <w:t xml:space="preserve">{%p endif %}</w:t>
+            </w:r>
+          </w:p>
+          <w:p>
+            <w:pPr>
+              <w:spacing w:after="0" w:before="0" w:line="240" w:lineRule="auto"/>
+              <w:ind w:firstLine="0"/>
+              <w:jc w:val="both"/>
+              <w:rPr>
+                <w:rFonts w:ascii="Times New Roman" w:eastAsia="Times New Roman" w:hAnsi="Times New Roman" w:cs="Times New Roman"/>
+                <w:sz w:val="24"/>
+                <w:szCs w:val="24"/>
+                <w:lang w:val="ru-RU"/>
+              </w:rPr>
+            </w:pPr>
+            <w:r>
+              <w:rPr>
+                <w:rFonts w:ascii="Times New Roman" w:eastAsia="Times New Roman" w:hAnsi="Times New Roman" w:cs="Times New Roman"/>
+                <w:b w:val="0"/>
+                <w:color w:val="000000"/>
+                <w:sz w:val="19"/>
+                <w:szCs w:val="24"/>
+                <w:lang w:val="ru-RU"/>
+              </w:rPr>
+              <w:t xml:space="preserve">{%p if has_driver_license_categories %}</w:t>
+            </w:r>
+          </w:p>
+          <w:p>
+            <w:pPr>
+              <w:spacing w:after="0" w:before="0" w:line="240" w:lineRule="auto"/>
+              <w:ind w:firstLine="0"/>
+              <w:jc w:val="both"/>
+              <w:rPr>
+                <w:rFonts w:ascii="Times New Roman" w:eastAsia="Times New Roman" w:hAnsi="Times New Roman" w:cs="Times New Roman"/>
+                <w:sz w:val="24"/>
+                <w:szCs w:val="24"/>
+                <w:lang w:val="ru-RU"/>
+              </w:rPr>
+            </w:pPr>
+            <w:r>
+              <w:rPr>
+                <w:rFonts w:ascii="Times New Roman" w:eastAsia="Times New Roman" w:hAnsi="Times New Roman" w:cs="Times New Roman"/>
+                <w:b w:val="0"/>
+                <w:color w:val="000000"/>
+                <w:sz w:val="19"/>
+                <w:szCs w:val="24"/>
+                <w:lang w:val="ru-RU"/>
+              </w:rPr>
+              <w:t xml:space="preserve">Категории: {{driver_license_categories}}</w:t>
+            </w:r>
+          </w:p>
+          <w:p>
+            <w:pPr>
+              <w:spacing w:after="0" w:before="0" w:line="240" w:lineRule="auto"/>
+              <w:ind w:firstLine="0"/>
+              <w:jc w:val="both"/>
+              <w:rPr>
+                <w:rFonts w:ascii="Times New Roman" w:eastAsia="Times New Roman" w:hAnsi="Times New Roman" w:cs="Times New Roman"/>
+                <w:sz w:val="24"/>
+                <w:szCs w:val="24"/>
+                <w:lang w:val="ru-RU"/>
+              </w:rPr>
+            </w:pPr>
+            <w:r>
+              <w:rPr>
+                <w:rFonts w:ascii="Times New Roman" w:eastAsia="Times New Roman" w:hAnsi="Times New Roman" w:cs="Times New Roman"/>
+                <w:b w:val="0"/>
+                <w:color w:val="000000"/>
+                <w:sz w:val="19"/>
+                <w:szCs w:val="24"/>
+                <w:lang w:val="ru-RU"/>
+              </w:rPr>
+              <w:t xml:space="preserve">{%p endif %}</w:t>
+            </w:r>
+          </w:p>
+          <w:p>
+            <w:pPr>
+              <w:spacing w:after="0" w:before="0" w:line="240" w:lineRule="auto"/>
+              <w:ind w:firstLine="0"/>
+              <w:jc w:val="both"/>
+              <w:rPr>
+                <w:rFonts w:ascii="Times New Roman" w:eastAsia="Times New Roman" w:hAnsi="Times New Roman" w:cs="Times New Roman"/>
+                <w:sz w:val="24"/>
+                <w:szCs w:val="24"/>
+                <w:lang w:val="ru-RU"/>
+              </w:rPr>
+            </w:pPr>
+            <w:r>
+              <w:rPr>
+                <w:rFonts w:ascii="Times New Roman" w:eastAsia="Times New Roman" w:hAnsi="Times New Roman" w:cs="Times New Roman"/>
+                <w:b w:val="0"/>
+                <w:color w:val="000000"/>
+                <w:sz w:val="19"/>
+                <w:szCs w:val="24"/>
+                <w:lang w:val="ru-RU"/>
+              </w:rPr>
+              <w:t xml:space="preserve">{%p if has_driver_phone %}</w:t>
+            </w:r>
+          </w:p>
+          <w:p>
+            <w:pPr>
+              <w:spacing w:after="0" w:before="0" w:line="240" w:lineRule="auto"/>
+              <w:ind w:firstLine="0"/>
+              <w:jc w:val="both"/>
+              <w:rPr>
+                <w:rFonts w:ascii="Times New Roman" w:eastAsia="Times New Roman" w:hAnsi="Times New Roman" w:cs="Times New Roman"/>
+                <w:sz w:val="24"/>
+                <w:szCs w:val="24"/>
+                <w:lang w:val="ru-RU"/>
+              </w:rPr>
+            </w:pPr>
+            <w:r>
+              <w:rPr>
+                <w:rFonts w:ascii="Times New Roman" w:eastAsia="Times New Roman" w:hAnsi="Times New Roman" w:cs="Times New Roman"/>
+                <w:b w:val="0"/>
+                <w:color w:val="000000"/>
+                <w:sz w:val="19"/>
+                <w:szCs w:val="24"/>
+                <w:lang w:val="ru-RU"/>
+              </w:rPr>
+              <w:t xml:space="preserve">Телефон: {{driver_phone}}</w:t>
+            </w:r>
+          </w:p>
+          <w:p>
+            <w:pPr>
+              <w:spacing w:after="0" w:before="0" w:line="240" w:lineRule="auto"/>
+              <w:ind w:firstLine="0"/>
+              <w:jc w:val="both"/>
+              <w:rPr>
+                <w:rFonts w:ascii="Times New Roman" w:eastAsia="Times New Roman" w:hAnsi="Times New Roman" w:cs="Times New Roman"/>
+                <w:sz w:val="24"/>
+                <w:szCs w:val="24"/>
+                <w:lang w:val="ru-RU"/>
+              </w:rPr>
+            </w:pPr>
+            <w:r>
+              <w:rPr>
+                <w:rFonts w:ascii="Times New Roman" w:eastAsia="Times New Roman" w:hAnsi="Times New Roman" w:cs="Times New Roman"/>
+                <w:b w:val="0"/>
+                <w:color w:val="000000"/>
+                <w:sz w:val="19"/>
+                <w:szCs w:val="24"/>
+                <w:lang w:val="ru-RU"/>
+              </w:rPr>
+              <w:t xml:space="preserve">{%p endif %}</w:t>
             </w:r>
           </w:p>
         </w:tc>
@@ -6268,7 +6389,7 @@
                 <w:szCs w:val="24"/>
                 <w:lang w:val="ru-RU"/>
               </w:rPr>
-              <w:t>Цвет: {{tractor_color}}</w:t>
+              <w:t xml:space="preserve">{%p if has_tractor_color %}</w:t>
             </w:r>
           </w:p>
           <w:p>
@@ -6292,7 +6413,7 @@
                 <w:szCs w:val="24"/>
                 <w:lang w:val="ru-RU"/>
               </w:rPr>
-              <w:t>Год выпуска: {{tractor_year}}</w:t>
+              <w:t xml:space="preserve">Цвет: {{tractor_color}}</w:t>
             </w:r>
           </w:p>
           <w:p>
@@ -6316,6 +6437,102 @@
                 <w:szCs w:val="24"/>
                 <w:lang w:val="ru-RU"/>
               </w:rPr>
+              <w:t xml:space="preserve">{%p endif %}</w:t>
+            </w:r>
+          </w:p>
+          <w:p>
+            <w:pPr>
+              <w:spacing w:after="0" w:before="0" w:line="240" w:lineRule="auto"/>
+              <w:ind w:firstLine="0"/>
+              <w:jc w:val="both"/>
+              <w:rPr>
+                <w:rFonts w:ascii="Times New Roman" w:eastAsia="Times New Roman" w:hAnsi="Times New Roman" w:cs="Times New Roman"/>
+                <w:sz w:val="24"/>
+                <w:szCs w:val="24"/>
+                <w:lang w:val="ru-RU"/>
+              </w:rPr>
+            </w:pPr>
+            <w:r>
+              <w:rPr>
+                <w:rFonts w:ascii="Times New Roman" w:eastAsia="Times New Roman" w:hAnsi="Times New Roman" w:cs="Times New Roman"/>
+                <w:b w:val="0"/>
+                <w:color w:val="000000"/>
+                <w:sz w:val="19"/>
+                <w:szCs w:val="24"/>
+                <w:lang w:val="ru-RU"/>
+              </w:rPr>
+              <w:t xml:space="preserve">{%p if has_tractor_year %}</w:t>
+            </w:r>
+          </w:p>
+          <w:p>
+            <w:pPr>
+              <w:spacing w:after="0" w:before="0" w:line="240" w:lineRule="auto"/>
+              <w:ind w:firstLine="0"/>
+              <w:jc w:val="both"/>
+              <w:rPr>
+                <w:rFonts w:ascii="Times New Roman" w:eastAsia="Times New Roman" w:hAnsi="Times New Roman" w:cs="Times New Roman"/>
+                <w:sz w:val="24"/>
+                <w:szCs w:val="24"/>
+                <w:lang w:val="ru-RU"/>
+              </w:rPr>
+            </w:pPr>
+            <w:r>
+              <w:rPr>
+                <w:rFonts w:ascii="Times New Roman" w:eastAsia="Times New Roman" w:hAnsi="Times New Roman" w:cs="Times New Roman"/>
+                <w:b w:val="0"/>
+                <w:color w:val="000000"/>
+                <w:sz w:val="19"/>
+                <w:szCs w:val="24"/>
+                <w:lang w:val="ru-RU"/>
+              </w:rPr>
+              <w:t xml:space="preserve">Год выпуска: {{tractor_year}}</w:t>
+            </w:r>
+          </w:p>
+          <w:p>
+            <w:pPr>
+              <w:spacing w:after="0" w:before="0" w:line="240" w:lineRule="auto"/>
+              <w:ind w:firstLine="0"/>
+              <w:jc w:val="both"/>
+              <w:rPr>
+                <w:rFonts w:ascii="Times New Roman" w:eastAsia="Times New Roman" w:hAnsi="Times New Roman" w:cs="Times New Roman"/>
+                <w:sz w:val="24"/>
+                <w:szCs w:val="24"/>
+                <w:lang w:val="ru-RU"/>
+              </w:rPr>
+            </w:pPr>
+            <w:r>
+              <w:rPr>
+                <w:rFonts w:ascii="Times New Roman" w:eastAsia="Times New Roman" w:hAnsi="Times New Roman" w:cs="Times New Roman"/>
+                <w:b w:val="0"/>
+                <w:color w:val="000000"/>
+                <w:sz w:val="19"/>
+                <w:szCs w:val="24"/>
+                <w:lang w:val="ru-RU"/>
+              </w:rPr>
+              <w:t xml:space="preserve">{%p endif %}</w:t>
+            </w:r>
+          </w:p>
+          <w:p>
+            <w:pPr>
+              <w:spacing w:after="0" w:before="0" w:line="240" w:lineRule="auto"/>
+              <w:ind w:firstLine="0"/>
+              <w:jc w:val="both"/>
+              <w:rPr>
+                <w:rFonts w:ascii="Times New Roman" w:eastAsia="Times New Roman" w:hAnsi="Times New Roman" w:cs="Times New Roman"/>
+                <w:sz w:val="24"/>
+                <w:szCs w:val="24"/>
+                <w:lang w:val="ru-RU"/>
+              </w:rPr>
+            </w:pPr>
+            <w:r>
+              <w:rPr>
+                <w:rFonts w:ascii="Times New Roman" w:eastAsia="Times New Roman" w:hAnsi="Times New Roman" w:cs="Times New Roman"/>
+                <w:b w:val="0"/>
+                <w:color w:val="000000"/>
+                <w:sz w:val="19"/>
+                <w:szCs w:val="24"/>
+                <w:lang w:val="ru-RU"/>
+              </w:rPr>
               <w:t>Прицеп/Полуприцеп: {{trailer_brand}}</w:t>
             </w:r>
           </w:p>
@@ -6364,7 +6581,7 @@
                 <w:szCs w:val="24"/>
                 <w:lang w:val="ru-RU"/>
               </w:rPr>
-              <w:t>Цвет: {{trailer_color}}</w:t>
+              <w:t xml:space="preserve">{%p if has_trailer_color %}</w:t>
             </w:r>
           </w:p>
           <w:p>
@@ -6388,7 +6605,103 @@
                 <w:szCs w:val="24"/>
                 <w:lang w:val="ru-RU"/>
               </w:rPr>
-              <w:t>Год выпуска: {{trailer_year}}</w:t>
+              <w:t xml:space="preserve">Цвет: {{trailer_color}}</w:t>
+            </w:r>
+          </w:p>
+          <w:p>
+            <w:pPr>
+              <w:spacing w:after="0" w:before="0" w:line="240" w:lineRule="auto"/>
+              <w:ind w:firstLine="0"/>
+              <w:jc w:val="both"/>
+              <w:rPr>
+                <w:rFonts w:ascii="Times New Roman" w:eastAsia="Times New Roman" w:hAnsi="Times New Roman" w:cs="Times New Roman"/>
+                <w:sz w:val="24"/>
+                <w:szCs w:val="24"/>
+                <w:lang w:val="ru-RU"/>
+              </w:rPr>
+            </w:pPr>
+            <w:r>
+              <w:rPr>
+                <w:rFonts w:ascii="Times New Roman" w:eastAsia="Times New Roman" w:hAnsi="Times New Roman" w:cs="Times New Roman"/>
+                <w:b w:val="0"/>
+                <w:color w:val="000000"/>
+                <w:sz w:val="19"/>
+                <w:szCs w:val="24"/>
+                <w:lang w:val="ru-RU"/>
+              </w:rPr>
+              <w:t xml:space="preserve">{%p endif %}</w:t>
+            </w:r>
+          </w:p>
+          <w:p>
+            <w:pPr>
+              <w:spacing w:after="0" w:before="0" w:line="240" w:lineRule="auto"/>
+              <w:ind w:firstLine="0"/>
+              <w:jc w:val="both"/>
+              <w:rPr>
+                <w:rFonts w:ascii="Times New Roman" w:eastAsia="Times New Roman" w:hAnsi="Times New Roman" w:cs="Times New Roman"/>
+                <w:sz w:val="24"/>
+                <w:szCs w:val="24"/>
+                <w:lang w:val="ru-RU"/>
+              </w:rPr>
+            </w:pPr>
+            <w:r>
+              <w:rPr>
+                <w:rFonts w:ascii="Times New Roman" w:eastAsia="Times New Roman" w:hAnsi="Times New Roman" w:cs="Times New Roman"/>
+                <w:b w:val="0"/>
+                <w:color w:val="000000"/>
+                <w:sz w:val="19"/>
+                <w:szCs w:val="24"/>
+                <w:lang w:val="ru-RU"/>
+              </w:rPr>
+              <w:t xml:space="preserve">{%p if has_trailer_year %}</w:t>
+            </w:r>
+          </w:p>
+          <w:p>
+            <w:pPr>
+              <w:spacing w:after="0" w:before="0" w:line="240" w:lineRule="auto"/>
+              <w:ind w:firstLine="0"/>
+              <w:jc w:val="both"/>
+              <w:rPr>
+                <w:rFonts w:ascii="Times New Roman" w:eastAsia="Times New Roman" w:hAnsi="Times New Roman" w:cs="Times New Roman"/>
+                <w:sz w:val="24"/>
+                <w:szCs w:val="24"/>
+                <w:lang w:val="ru-RU"/>
+              </w:rPr>
+            </w:pPr>
+            <w:r>
+              <w:rPr>
+                <w:rFonts w:ascii="Times New Roman" w:eastAsia="Times New Roman" w:hAnsi="Times New Roman" w:cs="Times New Roman"/>
+                <w:b w:val="0"/>
+                <w:color w:val="000000"/>
+                <w:sz w:val="19"/>
+                <w:szCs w:val="24"/>
+                <w:lang w:val="ru-RU"/>
+              </w:rPr>
+              <w:t xml:space="preserve">Год выпуска: {{trailer_year}}</w:t>
+            </w:r>
+          </w:p>
+          <w:p>
+            <w:pPr>
+              <w:spacing w:after="0" w:before="0" w:line="240" w:lineRule="auto"/>
+              <w:ind w:firstLine="0"/>
+              <w:jc w:val="both"/>
+              <w:rPr>
+                <w:rFonts w:ascii="Times New Roman" w:eastAsia="Times New Roman" w:hAnsi="Times New Roman" w:cs="Times New Roman"/>
+                <w:sz w:val="24"/>
+                <w:szCs w:val="24"/>
+                <w:lang w:val="ru-RU"/>
+              </w:rPr>
+            </w:pPr>
+            <w:r>
+              <w:rPr>
+                <w:rFonts w:ascii="Times New Roman" w:eastAsia="Times New Roman" w:hAnsi="Times New Roman" w:cs="Times New Roman"/>
+                <w:b w:val="0"/>
+                <w:color w:val="000000"/>
+                <w:sz w:val="19"/>
+                <w:szCs w:val="24"/>
+                <w:lang w:val="ru-RU"/>
+              </w:rPr>
+              <w:t xml:space="preserve">{%p endif %}</w:t>
             </w:r>
           </w:p>
         </w:tc>
@@ -9232,7 +9545,29 @@
                 <w:sz w:val="19"/>
                 <w:szCs w:val="24"/>
               </w:rPr>
-              <w:t>ОГРН</w:t>
+              <w:t xml:space="preserve">{{client_ogrn_label}} {{client_ogrn}}</w:t>
+            </w:r>
+          </w:p>
+          <w:p>
+            <w:pPr>
+              <w:spacing w:line="240" w:lineRule="auto" w:before="0" w:after="0"/>
+              <w:ind w:firstLine="0"/>
+              <w:jc w:val="both"/>
+              <w:rPr>
+                <w:rFonts w:ascii="Times New Roman" w:eastAsia="Times New Roman" w:hAnsi="Times New Roman" w:cs="Times New Roman"/>
+                <w:sz w:val="24"/>
+                <w:szCs w:val="24"/>
+                <w:lang w:val="en-US"/>
+              </w:rPr>
+            </w:pPr>
+            <w:r>
+              <w:rPr>
+                <w:rFonts w:ascii="Times New Roman" w:eastAsia="Times New Roman" w:hAnsi="Times New Roman" w:cs="Times New Roman"/>
+                <w:color w:val="000000"/>
+                <w:sz w:val="19"/>
+                <w:szCs w:val="24"/>
+              </w:rPr>
+              <w:t>Юридический</w:t>
             </w:r>
             <w:r>
               <w:rPr>
@@ -9250,6 +9585,25 @@
                 <w:color w:val="000000"/>
                 <w:sz w:val="19"/>
                 <w:szCs w:val="24"/>
+              </w:rPr>
+              <w:t>адрес</w:t>
+            </w:r>
+            <w:r>
+              <w:rPr>
+                <w:rFonts w:ascii="Times New Roman" w:eastAsia="Times New Roman" w:hAnsi="Times New Roman" w:cs="Times New Roman"/>
+                <w:color w:val="000000"/>
+                <w:sz w:val="19"/>
+                <w:szCs w:val="24"/>
+                <w:lang w:val="en-US"/>
+              </w:rPr>
+              <w:t xml:space="preserve">: </w:t>
+            </w:r>
+            <w:r>
+              <w:rPr>
+                <w:rFonts w:ascii="Times New Roman" w:eastAsia="Times New Roman" w:hAnsi="Times New Roman" w:cs="Times New Roman"/>
+                <w:color w:val="000000"/>
+                <w:sz w:val="19"/>
+                <w:szCs w:val="24"/>
                 <w:lang w:val="en-US"/>
               </w:rPr>
               <w:t>{{</w:t>
@@ -9263,7 +9617,7 @@
                 <w:szCs w:val="24"/>
                 <w:lang w:val="en-US"/>
               </w:rPr>
-              <w:t>client_ogrn</w:t>
+              <w:t>client_address</w:t>
             </w:r>
             <w:proofErr w:type="spellEnd"/>
             <w:r>
@@ -9296,7 +9650,26 @@
                 <w:sz w:val="19"/>
                 <w:szCs w:val="24"/>
               </w:rPr>
-              <w:t>Юридический</w:t>
+              <w:t>р</w:t>
+            </w:r>
+            <w:r>
+              <w:rPr>
+                <w:rFonts w:ascii="Times New Roman" w:eastAsia="Times New Roman" w:hAnsi="Times New Roman" w:cs="Times New Roman"/>
+                <w:color w:val="000000"/>
+                <w:sz w:val="19"/>
+                <w:szCs w:val="24"/>
+                <w:lang w:val="en-US"/>
+              </w:rPr>
+              <w:t>/</w:t>
+            </w:r>
+            <w:r>
+              <w:rPr>
+                <w:rFonts w:ascii="Times New Roman" w:eastAsia="Times New Roman" w:hAnsi="Times New Roman" w:cs="Times New Roman"/>
+                <w:color w:val="000000"/>
+                <w:sz w:val="19"/>
+                <w:szCs w:val="24"/>
+              </w:rPr>
+              <w:t>с</w:t>
             </w:r>
             <w:r>
               <w:rPr>
@@ -9314,25 +9687,6 @@
                 <w:color w:val="000000"/>
                 <w:sz w:val="19"/>
                 <w:szCs w:val="24"/>
-              </w:rPr>
-              <w:t>адрес</w:t>
-            </w:r>
-            <w:r>
-              <w:rPr>
-                <w:rFonts w:ascii="Times New Roman" w:eastAsia="Times New Roman" w:hAnsi="Times New Roman" w:cs="Times New Roman"/>
-                <w:color w:val="000000"/>
-                <w:sz w:val="19"/>
-                <w:szCs w:val="24"/>
-                <w:lang w:val="en-US"/>
-              </w:rPr>
-              <w:t xml:space="preserve">: </w:t>
-            </w:r>
-            <w:r>
-              <w:rPr>
-                <w:rFonts w:ascii="Times New Roman" w:eastAsia="Times New Roman" w:hAnsi="Times New Roman" w:cs="Times New Roman"/>
-                <w:color w:val="000000"/>
-                <w:sz w:val="19"/>
-                <w:szCs w:val="24"/>
                 <w:lang w:val="en-US"/>
               </w:rPr>
               <w:t>{{</w:t>
@@ -9346,7 +9700,7 @@
                 <w:szCs w:val="24"/>
                 <w:lang w:val="en-US"/>
               </w:rPr>
-              <w:t>client_address</w:t>
+              <w:t>client_account</w:t>
             </w:r>
             <w:proofErr w:type="spellEnd"/>
             <w:r>
@@ -9357,6 +9711,57 @@
                 <w:szCs w:val="24"/>
                 <w:lang w:val="en-US"/>
               </w:rPr>
+              <w:t xml:space="preserve">}} </w:t>
+            </w:r>
+            <w:r>
+              <w:rPr>
+                <w:rFonts w:ascii="Times New Roman" w:eastAsia="Times New Roman" w:hAnsi="Times New Roman" w:cs="Times New Roman"/>
+                <w:color w:val="000000"/>
+                <w:sz w:val="19"/>
+                <w:szCs w:val="24"/>
+              </w:rPr>
+              <w:t>в</w:t>
+            </w:r>
+            <w:r>
+              <w:rPr>
+                <w:rFonts w:ascii="Times New Roman" w:eastAsia="Times New Roman" w:hAnsi="Times New Roman" w:cs="Times New Roman"/>
+                <w:color w:val="000000"/>
+                <w:sz w:val="19"/>
+                <w:szCs w:val="24"/>
+                <w:lang w:val="en-US"/>
+              </w:rPr>
+              <w:t xml:space="preserve"> </w:t>
+            </w:r>
+            <w:r>
+              <w:rPr>
+                <w:rFonts w:ascii="Times New Roman" w:eastAsia="Times New Roman" w:hAnsi="Times New Roman" w:cs="Times New Roman"/>
+                <w:color w:val="000000"/>
+                <w:sz w:val="19"/>
+                <w:szCs w:val="24"/>
+                <w:lang w:val="en-US"/>
+              </w:rPr>
+              <w:t>{{</w:t>
+            </w:r>
+            <w:proofErr w:type="spellStart"/>
+            <w:r>
+              <w:rPr>
+                <w:rFonts w:ascii="Times New Roman" w:eastAsia="Times New Roman" w:hAnsi="Times New Roman" w:cs="Times New Roman"/>
+                <w:color w:val="000000"/>
+                <w:sz w:val="19"/>
+                <w:szCs w:val="24"/>
+                <w:lang w:val="en-US"/>
+              </w:rPr>
+              <w:t>client_bank</w:t>
+            </w:r>
+            <w:proofErr w:type="spellEnd"/>
+            <w:r>
+              <w:rPr>
+                <w:rFonts w:ascii="Times New Roman" w:eastAsia="Times New Roman" w:hAnsi="Times New Roman" w:cs="Times New Roman"/>
+                <w:color w:val="000000"/>
+                <w:sz w:val="19"/>
+                <w:szCs w:val="24"/>
+                <w:lang w:val="en-US"/>
+              </w:rPr>
               <w:t>}}</w:t>
             </w:r>
           </w:p>
@@ -9379,7 +9784,71 @@
                 <w:sz w:val="19"/>
                 <w:szCs w:val="24"/>
               </w:rPr>
-              <w:t>р</w:t>
+              <w:t>БИК</w:t>
+            </w:r>
+            <w:r>
+              <w:rPr>
+                <w:rFonts w:ascii="Times New Roman" w:eastAsia="Times New Roman" w:hAnsi="Times New Roman" w:cs="Times New Roman"/>
+                <w:color w:val="000000"/>
+                <w:sz w:val="19"/>
+                <w:szCs w:val="24"/>
+                <w:lang w:val="en-US"/>
+              </w:rPr>
+              <w:t xml:space="preserve"> </w:t>
+            </w:r>
+            <w:r>
+              <w:rPr>
+                <w:rFonts w:ascii="Times New Roman" w:eastAsia="Times New Roman" w:hAnsi="Times New Roman" w:cs="Times New Roman"/>
+                <w:color w:val="000000"/>
+                <w:sz w:val="19"/>
+                <w:szCs w:val="24"/>
+                <w:lang w:val="en-US"/>
+              </w:rPr>
+              <w:t>{{</w:t>
+            </w:r>
+            <w:proofErr w:type="spellStart"/>
+            <w:r>
+              <w:rPr>
+                <w:rFonts w:ascii="Times New Roman" w:eastAsia="Times New Roman" w:hAnsi="Times New Roman" w:cs="Times New Roman"/>
+                <w:color w:val="000000"/>
+                <w:sz w:val="19"/>
+                <w:szCs w:val="24"/>
+                <w:lang w:val="en-US"/>
+              </w:rPr>
+              <w:t>client_bik</w:t>
+            </w:r>
+            <w:proofErr w:type="spellEnd"/>
+            <w:r>
+              <w:rPr>
+                <w:rFonts w:ascii="Times New Roman" w:eastAsia="Times New Roman" w:hAnsi="Times New Roman" w:cs="Times New Roman"/>
+                <w:color w:val="000000"/>
+                <w:sz w:val="19"/>
+                <w:szCs w:val="24"/>
+                <w:lang w:val="en-US"/>
+              </w:rPr>
+              <w:t>}}</w:t>
+            </w:r>
+          </w:p>
+          <w:p>
+            <w:pPr>
+              <w:spacing w:line="240" w:lineRule="auto" w:before="0" w:after="0"/>
+              <w:ind w:firstLine="0"/>
+              <w:jc w:val="both"/>
+              <w:rPr>
+                <w:rFonts w:ascii="Times New Roman" w:eastAsia="Times New Roman" w:hAnsi="Times New Roman" w:cs="Times New Roman"/>
+                <w:sz w:val="24"/>
+                <w:szCs w:val="24"/>
+                <w:lang w:val="en-US"/>
+              </w:rPr>
+            </w:pPr>
+            <w:r>
+              <w:rPr>
+                <w:rFonts w:ascii="Times New Roman" w:eastAsia="Times New Roman" w:hAnsi="Times New Roman" w:cs="Times New Roman"/>
+                <w:color w:val="000000"/>
+                <w:sz w:val="19"/>
+                <w:szCs w:val="24"/>
+              </w:rPr>
+              <w:t>к</w:t>
             </w:r>
             <w:r>
               <w:rPr>
@@ -9429,7 +9898,7 @@
                 <w:szCs w:val="24"/>
                 <w:lang w:val="en-US"/>
               </w:rPr>
-              <w:t>client_account</w:t>
+              <w:t>client_corr_account</w:t>
             </w:r>
             <w:proofErr w:type="spellEnd"/>
             <w:r>
@@ -9440,57 +9909,6 @@
                 <w:szCs w:val="24"/>
                 <w:lang w:val="en-US"/>
               </w:rPr>
-              <w:t xml:space="preserve">}} </w:t>
-            </w:r>
-            <w:r>
-              <w:rPr>
-                <w:rFonts w:ascii="Times New Roman" w:eastAsia="Times New Roman" w:hAnsi="Times New Roman" w:cs="Times New Roman"/>
-                <w:color w:val="000000"/>
-                <w:sz w:val="19"/>
-                <w:szCs w:val="24"/>
-              </w:rPr>
-              <w:t>в</w:t>
-            </w:r>
-            <w:r>
-              <w:rPr>
-                <w:rFonts w:ascii="Times New Roman" w:eastAsia="Times New Roman" w:hAnsi="Times New Roman" w:cs="Times New Roman"/>
-                <w:color w:val="000000"/>
-                <w:sz w:val="19"/>
-                <w:szCs w:val="24"/>
-                <w:lang w:val="en-US"/>
-              </w:rPr>
-              <w:t xml:space="preserve"> </w:t>
-            </w:r>
-            <w:r>
-              <w:rPr>
-                <w:rFonts w:ascii="Times New Roman" w:eastAsia="Times New Roman" w:hAnsi="Times New Roman" w:cs="Times New Roman"/>
-                <w:color w:val="000000"/>
-                <w:sz w:val="19"/>
-                <w:szCs w:val="24"/>
-                <w:lang w:val="en-US"/>
-              </w:rPr>
-              <w:t>{{</w:t>
-            </w:r>
-            <w:proofErr w:type="spellStart"/>
-            <w:r>
-              <w:rPr>
-                <w:rFonts w:ascii="Times New Roman" w:eastAsia="Times New Roman" w:hAnsi="Times New Roman" w:cs="Times New Roman"/>
-                <w:color w:val="000000"/>
-                <w:sz w:val="19"/>
-                <w:szCs w:val="24"/>
-                <w:lang w:val="en-US"/>
-              </w:rPr>
-              <w:t>client_bank</w:t>
-            </w:r>
-            <w:proofErr w:type="spellEnd"/>
-            <w:r>
-              <w:rPr>
-                <w:rFonts w:ascii="Times New Roman" w:eastAsia="Times New Roman" w:hAnsi="Times New Roman" w:cs="Times New Roman"/>
-                <w:color w:val="000000"/>
-                <w:sz w:val="19"/>
-                <w:szCs w:val="24"/>
-                <w:lang w:val="en-US"/>
-              </w:rPr>
               <w:t>}}</w:t>
             </w:r>
           </w:p>
@@ -9503,59 +9921,18 @@
                 <w:rFonts w:ascii="Times New Roman" w:eastAsia="Times New Roman" w:hAnsi="Times New Roman" w:cs="Times New Roman"/>
                 <w:sz w:val="24"/>
                 <w:szCs w:val="24"/>
-                <w:lang w:val="en-US"/>
-              </w:rPr>
-            </w:pPr>
-            <w:r>
-              <w:rPr>
-                <w:rFonts w:ascii="Times New Roman" w:eastAsia="Times New Roman" w:hAnsi="Times New Roman" w:cs="Times New Roman"/>
-                <w:color w:val="000000"/>
-                <w:sz w:val="19"/>
-                <w:szCs w:val="24"/>
-              </w:rPr>
-              <w:t>БИК</w:t>
-            </w:r>
-            <w:r>
-              <w:rPr>
-                <w:rFonts w:ascii="Times New Roman" w:eastAsia="Times New Roman" w:hAnsi="Times New Roman" w:cs="Times New Roman"/>
-                <w:color w:val="000000"/>
-                <w:sz w:val="19"/>
-                <w:szCs w:val="24"/>
-                <w:lang w:val="en-US"/>
-              </w:rPr>
-              <w:t xml:space="preserve"> </w:t>
-            </w:r>
-            <w:r>
-              <w:rPr>
-                <w:rFonts w:ascii="Times New Roman" w:eastAsia="Times New Roman" w:hAnsi="Times New Roman" w:cs="Times New Roman"/>
-                <w:color w:val="000000"/>
-                <w:sz w:val="19"/>
-                <w:szCs w:val="24"/>
-                <w:lang w:val="en-US"/>
-              </w:rPr>
-              <w:t>{{</w:t>
-            </w:r>
-            <w:proofErr w:type="spellStart"/>
-            <w:r>
-              <w:rPr>
-                <w:rFonts w:ascii="Times New Roman" w:eastAsia="Times New Roman" w:hAnsi="Times New Roman" w:cs="Times New Roman"/>
-                <w:color w:val="000000"/>
-                <w:sz w:val="19"/>
-                <w:szCs w:val="24"/>
-                <w:lang w:val="en-US"/>
-              </w:rPr>
-              <w:t>client_bik</w:t>
-            </w:r>
-            <w:proofErr w:type="spellEnd"/>
-            <w:r>
-              <w:rPr>
-                <w:rFonts w:ascii="Times New Roman" w:eastAsia="Times New Roman" w:hAnsi="Times New Roman" w:cs="Times New Roman"/>
-                <w:color w:val="000000"/>
-                <w:sz w:val="19"/>
-                <w:szCs w:val="24"/>
-                <w:lang w:val="en-US"/>
-              </w:rPr>
-              <w:t>}}</w:t>
+                <w:lang w:val="ru-RU"/>
+              </w:rPr>
+            </w:pPr>
+            <w:r>
+              <w:rPr>
+                <w:rFonts w:ascii="Times New Roman" w:eastAsia="Times New Roman" w:hAnsi="Times New Roman" w:cs="Times New Roman"/>
+                <w:color w:val="000000"/>
+                <w:sz w:val="19"/>
+                <w:szCs w:val="24"/>
+                <w:lang w:val="en-US"/>
+              </w:rPr>
+              <w:t xml:space="preserve">{%p if has_client_email %}</w:t>
             </w:r>
           </w:p>
           <w:p>
@@ -9567,78 +9944,18 @@
                 <w:rFonts w:ascii="Times New Roman" w:eastAsia="Times New Roman" w:hAnsi="Times New Roman" w:cs="Times New Roman"/>
                 <w:sz w:val="24"/>
                 <w:szCs w:val="24"/>
-                <w:lang w:val="en-US"/>
-              </w:rPr>
-            </w:pPr>
-            <w:r>
-              <w:rPr>
-                <w:rFonts w:ascii="Times New Roman" w:eastAsia="Times New Roman" w:hAnsi="Times New Roman" w:cs="Times New Roman"/>
-                <w:color w:val="000000"/>
-                <w:sz w:val="19"/>
-                <w:szCs w:val="24"/>
-              </w:rPr>
-              <w:t>к</w:t>
-            </w:r>
-            <w:r>
-              <w:rPr>
-                <w:rFonts w:ascii="Times New Roman" w:eastAsia="Times New Roman" w:hAnsi="Times New Roman" w:cs="Times New Roman"/>
-                <w:color w:val="000000"/>
-                <w:sz w:val="19"/>
-                <w:szCs w:val="24"/>
-                <w:lang w:val="en-US"/>
-              </w:rPr>
-              <w:t>/</w:t>
-            </w:r>
-            <w:r>
-              <w:rPr>
-                <w:rFonts w:ascii="Times New Roman" w:eastAsia="Times New Roman" w:hAnsi="Times New Roman" w:cs="Times New Roman"/>
-                <w:color w:val="000000"/>
-                <w:sz w:val="19"/>
-                <w:szCs w:val="24"/>
-              </w:rPr>
-              <w:t>с</w:t>
-            </w:r>
-            <w:r>
-              <w:rPr>
-                <w:rFonts w:ascii="Times New Roman" w:eastAsia="Times New Roman" w:hAnsi="Times New Roman" w:cs="Times New Roman"/>
-                <w:color w:val="000000"/>
-                <w:sz w:val="19"/>
-                <w:szCs w:val="24"/>
-                <w:lang w:val="en-US"/>
-              </w:rPr>
-              <w:t xml:space="preserve"> </w:t>
-            </w:r>
-            <w:r>
-              <w:rPr>
-                <w:rFonts w:ascii="Times New Roman" w:eastAsia="Times New Roman" w:hAnsi="Times New Roman" w:cs="Times New Roman"/>
-                <w:color w:val="000000"/>
-                <w:sz w:val="19"/>
-                <w:szCs w:val="24"/>
-                <w:lang w:val="en-US"/>
-              </w:rPr>
-              <w:t>{{</w:t>
-            </w:r>
-            <w:proofErr w:type="spellStart"/>
-            <w:r>
-              <w:rPr>
-                <w:rFonts w:ascii="Times New Roman" w:eastAsia="Times New Roman" w:hAnsi="Times New Roman" w:cs="Times New Roman"/>
-                <w:color w:val="000000"/>
-                <w:sz w:val="19"/>
-                <w:szCs w:val="24"/>
-                <w:lang w:val="en-US"/>
-              </w:rPr>
-              <w:t>client_corr_account</w:t>
-            </w:r>
-            <w:proofErr w:type="spellEnd"/>
-            <w:r>
-              <w:rPr>
-                <w:rFonts w:ascii="Times New Roman" w:eastAsia="Times New Roman" w:hAnsi="Times New Roman" w:cs="Times New Roman"/>
-                <w:color w:val="000000"/>
-                <w:sz w:val="19"/>
-                <w:szCs w:val="24"/>
-                <w:lang w:val="en-US"/>
-              </w:rPr>
-              <w:t>}}</w:t>
+                <w:lang w:val="ru-RU"/>
+              </w:rPr>
+            </w:pPr>
+            <w:r>
+              <w:rPr>
+                <w:rFonts w:ascii="Times New Roman" w:eastAsia="Times New Roman" w:hAnsi="Times New Roman" w:cs="Times New Roman"/>
+                <w:color w:val="000000"/>
+                <w:sz w:val="19"/>
+                <w:szCs w:val="24"/>
+                <w:lang w:val="en-US"/>
+              </w:rPr>
+              <w:t xml:space="preserve">E‑mail: {{client_email}}</w:t>
             </w:r>
           </w:p>
           <w:p>
@@ -9661,87 +9978,7 @@
                 <w:szCs w:val="24"/>
                 <w:lang w:val="en-US"/>
               </w:rPr>
-              <w:t>E</w:t>
-            </w:r>
-            <w:r>
-              <w:rPr>
-                <w:rFonts w:ascii="Times New Roman" w:eastAsia="Times New Roman" w:hAnsi="Times New Roman" w:cs="Times New Roman"/>
-                <w:color w:val="000000"/>
-                <w:sz w:val="19"/>
-                <w:szCs w:val="24"/>
-                <w:lang w:val="ru-RU"/>
-              </w:rPr>
-              <w:t>‑</w:t>
-            </w:r>
-            <w:r>
-              <w:rPr>
-                <w:rFonts w:ascii="Times New Roman" w:eastAsia="Times New Roman" w:hAnsi="Times New Roman" w:cs="Times New Roman"/>
-                <w:color w:val="000000"/>
-                <w:sz w:val="19"/>
-                <w:szCs w:val="24"/>
-                <w:lang w:val="en-US"/>
-              </w:rPr>
-              <w:t>mail</w:t>
-            </w:r>
-            <w:r>
-              <w:rPr>
-                <w:rFonts w:ascii="Times New Roman" w:eastAsia="Times New Roman" w:hAnsi="Times New Roman" w:cs="Times New Roman"/>
-                <w:color w:val="000000"/>
-                <w:sz w:val="19"/>
-                <w:szCs w:val="24"/>
-                <w:lang w:val="ru-RU"/>
-              </w:rPr>
-              <w:t xml:space="preserve">: </w:t>
-            </w:r>
-            <w:r>
-              <w:rPr>
-                <w:rFonts w:ascii="Times New Roman" w:eastAsia="Times New Roman" w:hAnsi="Times New Roman" w:cs="Times New Roman"/>
-                <w:color w:val="000000"/>
-                <w:sz w:val="19"/>
-                <w:szCs w:val="24"/>
-                <w:lang w:val="ru-RU"/>
-              </w:rPr>
-              <w:t>{{</w:t>
-            </w:r>
-            <w:r>
-              <w:rPr>
-                <w:rFonts w:ascii="Times New Roman" w:eastAsia="Times New Roman" w:hAnsi="Times New Roman" w:cs="Times New Roman"/>
-                <w:color w:val="000000"/>
-                <w:sz w:val="19"/>
-                <w:szCs w:val="24"/>
-                <w:lang w:val="en-US"/>
-              </w:rPr>
-              <w:t>client</w:t>
-            </w:r>
-            <w:r>
-              <w:rPr>
-                <w:rFonts w:ascii="Times New Roman" w:eastAsia="Times New Roman" w:hAnsi="Times New Roman" w:cs="Times New Roman"/>
-                <w:color w:val="000000"/>
-                <w:sz w:val="19"/>
-                <w:szCs w:val="24"/>
-                <w:lang w:val="ru-RU"/>
-              </w:rPr>
-              <w:t>_</w:t>
-            </w:r>
-            <w:r>
-              <w:rPr>
-                <w:rFonts w:ascii="Times New Roman" w:eastAsia="Times New Roman" w:hAnsi="Times New Roman" w:cs="Times New Roman"/>
-                <w:color w:val="000000"/>
-                <w:sz w:val="19"/>
-                <w:szCs w:val="24"/>
-                <w:lang w:val="en-US"/>
-              </w:rPr>
-              <w:t>email</w:t>
-            </w:r>
-            <w:r>
-              <w:rPr>
-                <w:rFonts w:ascii="Times New Roman" w:eastAsia="Times New Roman" w:hAnsi="Times New Roman" w:cs="Times New Roman"/>
-                <w:color w:val="000000"/>
-                <w:sz w:val="19"/>
-                <w:szCs w:val="24"/>
-                <w:lang w:val="ru-RU"/>
-              </w:rPr>
-              <w:t>}}</w:t>
+              <w:t xml:space="preserve">{%p endif %}</w:t>
             </w:r>
           </w:p>
           <w:p>
@@ -9788,36 +10025,91 @@
                 <w:sz w:val="19"/>
                 <w:szCs w:val="24"/>
               </w:rPr>
-              <w:t xml:space="preserve">Генеральный </w:t>
-            </w:r>
-            <w:proofErr w:type="gramStart"/>
-            <w:r>
-              <w:rPr>
-                <w:rFonts w:ascii="Times New Roman" w:eastAsia="Times New Roman" w:hAnsi="Times New Roman" w:cs="Times New Roman"/>
-                <w:color w:val="000000"/>
-                <w:sz w:val="19"/>
-                <w:szCs w:val="24"/>
-              </w:rPr>
-              <w:t>директор  _</w:t>
-            </w:r>
-            <w:proofErr w:type="gramEnd"/>
-            <w:r>
-              <w:rPr>
-                <w:rFonts w:ascii="Times New Roman" w:eastAsia="Times New Roman" w:hAnsi="Times New Roman" w:cs="Times New Roman"/>
-                <w:color w:val="000000"/>
-                <w:sz w:val="19"/>
-                <w:szCs w:val="24"/>
-              </w:rPr>
-              <w:t>_______</w:t>
-            </w:r>
-            <w:r>
-              <w:rPr>
-                <w:rFonts w:ascii="Times New Roman" w:eastAsia="Times New Roman" w:hAnsi="Times New Roman" w:cs="Times New Roman"/>
-                <w:color w:val="000000"/>
-                <w:sz w:val="19"/>
-                <w:szCs w:val="24"/>
-              </w:rPr>
-              <w:t xml:space="preserve"> /Т.А. Ахмедов /  </w:t>
+              <w:t xml:space="preserve">{%p if is_client_ip %}</w:t>
+            </w:r>
+          </w:p>
+          <w:p>
+            <w:pPr>
+              <w:spacing w:line="240" w:lineRule="auto" w:before="0" w:after="0"/>
+              <w:ind w:firstLine="0"/>
+              <w:jc w:val="both"/>
+              <w:rPr>
+                <w:rFonts w:ascii="Times New Roman" w:eastAsia="Times New Roman" w:hAnsi="Times New Roman" w:cs="Times New Roman"/>
+                <w:sz w:val="24"/>
+                <w:szCs w:val="24"/>
+              </w:rPr>
+            </w:pPr>
+            <w:r>
+              <w:rPr>
+                <w:rFonts w:ascii="Times New Roman" w:eastAsia="Times New Roman" w:hAnsi="Times New Roman" w:cs="Times New Roman"/>
+                <w:color w:val="000000"/>
+                <w:sz w:val="19"/>
+                <w:szCs w:val="24"/>
+              </w:rPr>
+              <w:t xml:space="preserve">{{client_director_position_short}}  ________ /{{client_director}} /</w:t>
+            </w:r>
+          </w:p>
+          <w:p>
+            <w:pPr>
+              <w:spacing w:line="240" w:lineRule="auto" w:before="0" w:after="0"/>
+              <w:ind w:firstLine="0"/>
+              <w:jc w:val="both"/>
+              <w:rPr>
+                <w:rFonts w:ascii="Times New Roman" w:eastAsia="Times New Roman" w:hAnsi="Times New Roman" w:cs="Times New Roman"/>
+                <w:sz w:val="24"/>
+                <w:szCs w:val="24"/>
+              </w:rPr>
+            </w:pPr>
+            <w:r>
+              <w:rPr>
+                <w:rFonts w:ascii="Times New Roman" w:eastAsia="Times New Roman" w:hAnsi="Times New Roman" w:cs="Times New Roman"/>
+                <w:color w:val="000000"/>
+                <w:sz w:val="19"/>
+                <w:szCs w:val="24"/>
+              </w:rPr>
+              <w:t xml:space="preserve">{%p else %}</w:t>
+            </w:r>
+          </w:p>
+          <w:p>
+            <w:pPr>
+              <w:spacing w:line="240" w:lineRule="auto" w:before="0" w:after="0"/>
+              <w:ind w:firstLine="0"/>
+              <w:jc w:val="both"/>
+              <w:rPr>
+                <w:rFonts w:ascii="Times New Roman" w:eastAsia="Times New Roman" w:hAnsi="Times New Roman" w:cs="Times New Roman"/>
+                <w:sz w:val="24"/>
+                <w:szCs w:val="24"/>
+              </w:rPr>
+            </w:pPr>
+            <w:r>
+              <w:rPr>
+                <w:rFonts w:ascii="Times New Roman" w:eastAsia="Times New Roman" w:hAnsi="Times New Roman" w:cs="Times New Roman"/>
+                <w:color w:val="000000"/>
+                <w:sz w:val="19"/>
+                <w:szCs w:val="24"/>
+              </w:rPr>
+              <w:t xml:space="preserve">{{client_director_position_short}}  ________ /{{client_director_short}} /</w:t>
+            </w:r>
+          </w:p>
+          <w:p>
+            <w:pPr>
+              <w:spacing w:line="240" w:lineRule="auto" w:before="0" w:after="0"/>
+              <w:ind w:firstLine="0"/>
+              <w:jc w:val="both"/>
+              <w:rPr>
+                <w:rFonts w:ascii="Times New Roman" w:eastAsia="Times New Roman" w:hAnsi="Times New Roman" w:cs="Times New Roman"/>
+                <w:sz w:val="24"/>
+                <w:szCs w:val="24"/>
+              </w:rPr>
+            </w:pPr>
+            <w:r>
+              <w:rPr>
+                <w:rFonts w:ascii="Times New Roman" w:eastAsia="Times New Roman" w:hAnsi="Times New Roman" w:cs="Times New Roman"/>
+                <w:color w:val="000000"/>
+                <w:sz w:val="19"/>
+                <w:szCs w:val="24"/>
+              </w:rPr>
+              <w:t xml:space="preserve">{%p endif %}</w:t>
             </w:r>
           </w:p>
           <w:p>
@@ -10154,6 +10446,85 @@
                 <w:lang w:val="en-US"/>
               </w:rPr>
             </w:pPr>
+            <w:r>
+              <w:rPr>
+                <w:rFonts w:ascii="Times New Roman" w:eastAsia="Times New Roman" w:hAnsi="Times New Roman" w:cs="Times New Roman"/>
+                <w:color w:val="000000"/>
+                <w:sz w:val="19"/>
+                <w:szCs w:val="24"/>
+                <w:lang w:val="en-US"/>
+              </w:rPr>
+              <w:t xml:space="preserve">{%p if has_carrier_actual_address %}</w:t>
+            </w:r>
+          </w:p>
+          <w:p>
+            <w:pPr>
+              <w:spacing w:line="240" w:lineRule="auto" w:before="0" w:after="0"/>
+              <w:ind w:firstLine="0"/>
+              <w:rPr>
+                <w:rFonts w:ascii="Times New Roman" w:eastAsia="Times New Roman" w:hAnsi="Times New Roman" w:cs="Times New Roman"/>
+                <w:color w:val="000000" w:themeColor="text1"/>
+                <w:sz w:val="24"/>
+                <w:szCs w:val="24"/>
+                <w:lang w:val="en-US"/>
+              </w:rPr>
+            </w:pPr>
+            <w:r>
+              <w:rPr>
+                <w:rFonts w:ascii="Times New Roman" w:eastAsia="Times New Roman" w:hAnsi="Times New Roman" w:cs="Times New Roman"/>
+                <w:color w:val="000000"/>
+                <w:sz w:val="19"/>
+                <w:szCs w:val="24"/>
+                <w:lang w:val="en-US"/>
+              </w:rPr>
+              <w:t xml:space="preserve">Фактический адрес: {{carrier_actual_address}}</w:t>
+            </w:r>
+          </w:p>
+          <w:p>
+            <w:pPr>
+              <w:spacing w:line="240" w:lineRule="auto" w:before="0" w:after="0"/>
+              <w:ind w:firstLine="0"/>
+              <w:rPr>
+                <w:rFonts w:ascii="Times New Roman" w:eastAsia="Times New Roman" w:hAnsi="Times New Roman" w:cs="Times New Roman"/>
+                <w:color w:val="000000" w:themeColor="text1"/>
+                <w:sz w:val="24"/>
+                <w:szCs w:val="24"/>
+                <w:lang w:val="en-US"/>
+              </w:rPr>
+            </w:pPr>
+            <w:r>
+              <w:rPr>
+                <w:rFonts w:ascii="Times New Roman" w:eastAsia="Times New Roman" w:hAnsi="Times New Roman" w:cs="Times New Roman"/>
+                <w:color w:val="000000"/>
+                <w:sz w:val="19"/>
+                <w:szCs w:val="24"/>
+                <w:lang w:val="en-US"/>
+              </w:rPr>
+              <w:t xml:space="preserve">{%p endif %}</w:t>
+            </w:r>
+          </w:p>
+          <w:p>
+            <w:pPr>
+              <w:spacing w:line="240" w:lineRule="auto" w:before="0" w:after="0"/>
+              <w:ind w:firstLine="0"/>
+              <w:rPr>
+                <w:rFonts w:ascii="Times New Roman" w:eastAsia="Times New Roman" w:hAnsi="Times New Roman" w:cs="Times New Roman"/>
+                <w:color w:val="000000" w:themeColor="text1"/>
+                <w:sz w:val="24"/>
+                <w:szCs w:val="24"/>
+                <w:lang w:val="en-US"/>
+              </w:rPr>
+            </w:pPr>
+            <w:r>
+              <w:rPr>
+                <w:rFonts w:ascii="Times New Roman" w:eastAsia="Times New Roman" w:hAnsi="Times New Roman" w:cs="Times New Roman"/>
+                <w:color w:val="000000"/>
+                <w:sz w:val="19"/>
+                <w:szCs w:val="24"/>
+                <w:lang w:val="en-US"/>
+              </w:rPr>
+              <w:t>р/с {{</w:t>
+            </w:r>
             <w:proofErr w:type="spellStart"/>
             <w:r>
               <w:rPr>
@@ -10163,7 +10534,7 @@
                 <w:szCs w:val="24"/>
                 <w:lang w:val="en-US"/>
               </w:rPr>
-              <w:t>Фактический</w:t>
+              <w:t>carrier_account</w:t>
             </w:r>
             <w:proofErr w:type="spellEnd"/>
             <w:r>
@@ -10174,7 +10545,30 @@
                 <w:szCs w:val="24"/>
                 <w:lang w:val="en-US"/>
               </w:rPr>
-              <w:t xml:space="preserve"> </w:t>
+              <w:t>}}</w:t>
+            </w:r>
+          </w:p>
+          <w:p>
+            <w:pPr>
+              <w:spacing w:line="240" w:lineRule="auto" w:before="0" w:after="0"/>
+              <w:ind w:firstLine="0"/>
+              <w:rPr>
+                <w:rFonts w:ascii="Times New Roman" w:eastAsia="Times New Roman" w:hAnsi="Times New Roman" w:cs="Times New Roman"/>
+                <w:color w:val="000000" w:themeColor="text1"/>
+                <w:sz w:val="24"/>
+                <w:szCs w:val="24"/>
+                <w:lang w:val="en-US"/>
+              </w:rPr>
+            </w:pPr>
+            <w:r>
+              <w:rPr>
+                <w:rFonts w:ascii="Times New Roman" w:eastAsia="Times New Roman" w:hAnsi="Times New Roman" w:cs="Times New Roman"/>
+                <w:color w:val="000000"/>
+                <w:sz w:val="19"/>
+                <w:szCs w:val="24"/>
+                <w:lang w:val="en-US"/>
+              </w:rPr>
+              <w:t>Банк: {{</w:t>
             </w:r>
             <w:proofErr w:type="spellStart"/>
             <w:r>
@@ -10185,7 +10579,7 @@
                 <w:szCs w:val="24"/>
                 <w:lang w:val="en-US"/>
               </w:rPr>
-              <w:t>адрес</w:t>
+              <w:t>carrier_bank</w:t>
             </w:r>
             <w:proofErr w:type="spellEnd"/>
             <w:r>
@@ -10196,6 +10590,108 @@
                 <w:szCs w:val="24"/>
                 <w:lang w:val="en-US"/>
               </w:rPr>
+              <w:t>}}</w:t>
+            </w:r>
+          </w:p>
+          <w:p>
+            <w:pPr>
+              <w:spacing w:line="240" w:lineRule="auto" w:before="0" w:after="0"/>
+              <w:ind w:firstLine="0"/>
+              <w:rPr>
+                <w:rFonts w:ascii="Times New Roman" w:eastAsia="Times New Roman" w:hAnsi="Times New Roman" w:cs="Times New Roman"/>
+                <w:color w:val="000000" w:themeColor="text1"/>
+                <w:sz w:val="24"/>
+                <w:szCs w:val="24"/>
+                <w:lang w:val="en-US"/>
+              </w:rPr>
+            </w:pPr>
+            <w:r>
+              <w:rPr>
+                <w:rFonts w:ascii="Times New Roman" w:eastAsia="Times New Roman" w:hAnsi="Times New Roman" w:cs="Times New Roman"/>
+                <w:color w:val="000000"/>
+                <w:sz w:val="19"/>
+                <w:szCs w:val="24"/>
+                <w:lang w:val="en-US"/>
+              </w:rPr>
+              <w:t>БИК {{</w:t>
+            </w:r>
+            <w:proofErr w:type="spellStart"/>
+            <w:r>
+              <w:rPr>
+                <w:rFonts w:ascii="Times New Roman" w:eastAsia="Times New Roman" w:hAnsi="Times New Roman" w:cs="Times New Roman"/>
+                <w:color w:val="000000"/>
+                <w:sz w:val="19"/>
+                <w:szCs w:val="24"/>
+                <w:lang w:val="en-US"/>
+              </w:rPr>
+              <w:t>carrier_bik</w:t>
+            </w:r>
+            <w:proofErr w:type="spellEnd"/>
+            <w:r>
+              <w:rPr>
+                <w:rFonts w:ascii="Times New Roman" w:eastAsia="Times New Roman" w:hAnsi="Times New Roman" w:cs="Times New Roman"/>
+                <w:color w:val="000000"/>
+                <w:sz w:val="19"/>
+                <w:szCs w:val="24"/>
+                <w:lang w:val="en-US"/>
+              </w:rPr>
+              <w:t>}}</w:t>
+            </w:r>
+          </w:p>
+          <w:p>
+            <w:pPr>
+              <w:spacing w:line="240" w:lineRule="auto" w:before="0" w:after="0"/>
+              <w:ind w:firstLine="0"/>
+              <w:rPr>
+                <w:rFonts w:ascii="Times New Roman" w:eastAsia="Times New Roman" w:hAnsi="Times New Roman" w:cs="Times New Roman"/>
+                <w:color w:val="000000" w:themeColor="text1"/>
+                <w:sz w:val="24"/>
+                <w:szCs w:val="24"/>
+                <w:lang w:val="en-US"/>
+              </w:rPr>
+            </w:pPr>
+            <w:proofErr w:type="spellStart"/>
+            <w:r>
+              <w:rPr>
+                <w:rFonts w:ascii="Times New Roman" w:eastAsia="Times New Roman" w:hAnsi="Times New Roman" w:cs="Times New Roman"/>
+                <w:color w:val="000000"/>
+                <w:sz w:val="19"/>
+                <w:szCs w:val="24"/>
+                <w:lang w:val="en-US"/>
+              </w:rPr>
+              <w:t>Корр</w:t>
+            </w:r>
+            <w:proofErr w:type="spellEnd"/>
+            <w:r>
+              <w:rPr>
+                <w:rFonts w:ascii="Times New Roman" w:eastAsia="Times New Roman" w:hAnsi="Times New Roman" w:cs="Times New Roman"/>
+                <w:color w:val="000000"/>
+                <w:sz w:val="19"/>
+                <w:szCs w:val="24"/>
+                <w:lang w:val="en-US"/>
+              </w:rPr>
+              <w:t xml:space="preserve">. </w:t>
+            </w:r>
+            <w:proofErr w:type="spellStart"/>
+            <w:r>
+              <w:rPr>
+                <w:rFonts w:ascii="Times New Roman" w:eastAsia="Times New Roman" w:hAnsi="Times New Roman" w:cs="Times New Roman"/>
+                <w:color w:val="000000"/>
+                <w:sz w:val="19"/>
+                <w:szCs w:val="24"/>
+                <w:lang w:val="en-US"/>
+              </w:rPr>
+              <w:t>счёт</w:t>
+            </w:r>
+            <w:proofErr w:type="spellEnd"/>
+            <w:r>
+              <w:rPr>
+                <w:rFonts w:ascii="Times New Roman" w:eastAsia="Times New Roman" w:hAnsi="Times New Roman" w:cs="Times New Roman"/>
+                <w:color w:val="000000"/>
+                <w:sz w:val="19"/>
+                <w:szCs w:val="24"/>
+                <w:lang w:val="en-US"/>
+              </w:rPr>
               <w:t>: {{</w:t>
             </w:r>
             <w:proofErr w:type="spellStart"/>
@@ -10207,7 +10703,7 @@
                 <w:szCs w:val="24"/>
                 <w:lang w:val="en-US"/>
               </w:rPr>
-              <w:t>carrier_actual_address</w:t>
+              <w:t>carrier_corr_account</w:t>
             </w:r>
             <w:proofErr w:type="spellEnd"/>
             <w:r>
@@ -10241,29 +10737,7 @@
                 <w:szCs w:val="24"/>
                 <w:lang w:val="en-US"/>
               </w:rPr>
-              <w:t>р/с {{</w:t>
-            </w:r>
-            <w:proofErr w:type="spellStart"/>
-            <w:r>
-              <w:rPr>
-                <w:rFonts w:ascii="Times New Roman" w:eastAsia="Times New Roman" w:hAnsi="Times New Roman" w:cs="Times New Roman"/>
-                <w:color w:val="000000"/>
-                <w:sz w:val="19"/>
-                <w:szCs w:val="24"/>
-                <w:lang w:val="en-US"/>
-              </w:rPr>
-              <w:t>carrier_account</w:t>
-            </w:r>
-            <w:proofErr w:type="spellEnd"/>
-            <w:r>
-              <w:rPr>
-                <w:rFonts w:ascii="Times New Roman" w:eastAsia="Times New Roman" w:hAnsi="Times New Roman" w:cs="Times New Roman"/>
-                <w:color w:val="000000"/>
-                <w:sz w:val="19"/>
-                <w:szCs w:val="24"/>
-                <w:lang w:val="en-US"/>
-              </w:rPr>
-              <w:t>}}</w:t>
+              <w:t xml:space="preserve">{%p if has_carrier_email %}</w:t>
             </w:r>
           </w:p>
           <w:p>
@@ -10286,29 +10760,7 @@
                 <w:szCs w:val="24"/>
                 <w:lang w:val="en-US"/>
               </w:rPr>
-              <w:t>Банк: {{</w:t>
-            </w:r>
-            <w:proofErr w:type="spellStart"/>
-            <w:r>
-              <w:rPr>
-                <w:rFonts w:ascii="Times New Roman" w:eastAsia="Times New Roman" w:hAnsi="Times New Roman" w:cs="Times New Roman"/>
-                <w:color w:val="000000"/>
-                <w:sz w:val="19"/>
-                <w:szCs w:val="24"/>
-                <w:lang w:val="en-US"/>
-              </w:rPr>
-              <w:t>carrier_bank</w:t>
-            </w:r>
-            <w:proofErr w:type="spellEnd"/>
-            <w:r>
-              <w:rPr>
-                <w:rFonts w:ascii="Times New Roman" w:eastAsia="Times New Roman" w:hAnsi="Times New Roman" w:cs="Times New Roman"/>
-                <w:color w:val="000000"/>
-                <w:sz w:val="19"/>
-                <w:szCs w:val="24"/>
-                <w:lang w:val="en-US"/>
-              </w:rPr>
-              <w:t>}}</w:t>
+              <w:t xml:space="preserve">E-mail: {{carrier_email}}</w:t>
             </w:r>
           </w:p>
           <w:p>
@@ -10331,153 +10783,7 @@
                 <w:szCs w:val="24"/>
                 <w:lang w:val="en-US"/>
               </w:rPr>
-              <w:t>БИК {{</w:t>
-            </w:r>
-            <w:proofErr w:type="spellStart"/>
-            <w:r>
-              <w:rPr>
-                <w:rFonts w:ascii="Times New Roman" w:eastAsia="Times New Roman" w:hAnsi="Times New Roman" w:cs="Times New Roman"/>
-                <w:color w:val="000000"/>
-                <w:sz w:val="19"/>
-                <w:szCs w:val="24"/>
-                <w:lang w:val="en-US"/>
-              </w:rPr>
-              <w:t>carrier_bik</w:t>
-            </w:r>
-            <w:proofErr w:type="spellEnd"/>
-            <w:r>
-              <w:rPr>
-                <w:rFonts w:ascii="Times New Roman" w:eastAsia="Times New Roman" w:hAnsi="Times New Roman" w:cs="Times New Roman"/>
-                <w:color w:val="000000"/>
-                <w:sz w:val="19"/>
-                <w:szCs w:val="24"/>
-                <w:lang w:val="en-US"/>
-              </w:rPr>
-              <w:t>}}</w:t>
-            </w:r>
-          </w:p>
-          <w:p>
-            <w:pPr>
-              <w:spacing w:line="240" w:lineRule="auto" w:before="0" w:after="0"/>
-              <w:ind w:firstLine="0"/>
-              <w:rPr>
-                <w:rFonts w:ascii="Times New Roman" w:eastAsia="Times New Roman" w:hAnsi="Times New Roman" w:cs="Times New Roman"/>
-                <w:color w:val="000000" w:themeColor="text1"/>
-                <w:sz w:val="24"/>
-                <w:szCs w:val="24"/>
-                <w:lang w:val="en-US"/>
-              </w:rPr>
-            </w:pPr>
-            <w:proofErr w:type="spellStart"/>
-            <w:r>
-              <w:rPr>
-                <w:rFonts w:ascii="Times New Roman" w:eastAsia="Times New Roman" w:hAnsi="Times New Roman" w:cs="Times New Roman"/>
-                <w:color w:val="000000"/>
-                <w:sz w:val="19"/>
-                <w:szCs w:val="24"/>
-                <w:lang w:val="en-US"/>
-              </w:rPr>
-              <w:t>Корр</w:t>
-            </w:r>
-            <w:proofErr w:type="spellEnd"/>
-            <w:r>
-              <w:rPr>
-                <w:rFonts w:ascii="Times New Roman" w:eastAsia="Times New Roman" w:hAnsi="Times New Roman" w:cs="Times New Roman"/>
-                <w:color w:val="000000"/>
-                <w:sz w:val="19"/>
-                <w:szCs w:val="24"/>
-                <w:lang w:val="en-US"/>
-              </w:rPr>
-              <w:t xml:space="preserve">. </w:t>
-            </w:r>
-            <w:proofErr w:type="spellStart"/>
-            <w:r>
-              <w:rPr>
-                <w:rFonts w:ascii="Times New Roman" w:eastAsia="Times New Roman" w:hAnsi="Times New Roman" w:cs="Times New Roman"/>
-                <w:color w:val="000000"/>
-                <w:sz w:val="19"/>
-                <w:szCs w:val="24"/>
-                <w:lang w:val="en-US"/>
-              </w:rPr>
-              <w:t>счёт</w:t>
-            </w:r>
-            <w:proofErr w:type="spellEnd"/>
-            <w:r>
-              <w:rPr>
-                <w:rFonts w:ascii="Times New Roman" w:eastAsia="Times New Roman" w:hAnsi="Times New Roman" w:cs="Times New Roman"/>
-                <w:color w:val="000000"/>
-                <w:sz w:val="19"/>
-                <w:szCs w:val="24"/>
-                <w:lang w:val="en-US"/>
-              </w:rPr>
-              <w:t>: {{</w:t>
-            </w:r>
-            <w:proofErr w:type="spellStart"/>
-            <w:r>
-              <w:rPr>
-                <w:rFonts w:ascii="Times New Roman" w:eastAsia="Times New Roman" w:hAnsi="Times New Roman" w:cs="Times New Roman"/>
-                <w:color w:val="000000"/>
-                <w:sz w:val="19"/>
-                <w:szCs w:val="24"/>
-                <w:lang w:val="en-US"/>
-              </w:rPr>
-              <w:t>carrier_corr_account</w:t>
-            </w:r>
-            <w:proofErr w:type="spellEnd"/>
-            <w:r>
-              <w:rPr>
-                <w:rFonts w:ascii="Times New Roman" w:eastAsia="Times New Roman" w:hAnsi="Times New Roman" w:cs="Times New Roman"/>
-                <w:color w:val="000000"/>
-                <w:sz w:val="19"/>
-                <w:szCs w:val="24"/>
-                <w:lang w:val="en-US"/>
-              </w:rPr>
-              <w:t>}}</w:t>
-            </w:r>
-          </w:p>
-          <w:p>
-            <w:pPr>
-              <w:spacing w:line="240" w:lineRule="auto" w:before="0" w:after="0"/>
-              <w:ind w:firstLine="0"/>
-              <w:rPr>
-                <w:rFonts w:ascii="Times New Roman" w:eastAsia="Times New Roman" w:hAnsi="Times New Roman" w:cs="Times New Roman"/>
-                <w:color w:val="000000" w:themeColor="text1"/>
-                <w:sz w:val="24"/>
-                <w:szCs w:val="24"/>
-                <w:lang w:val="en-US"/>
-              </w:rPr>
-            </w:pPr>
-            <w:r>
-              <w:rPr>
-                <w:rFonts w:ascii="Times New Roman" w:eastAsia="Times New Roman" w:hAnsi="Times New Roman" w:cs="Times New Roman"/>
-                <w:color w:val="000000"/>
-                <w:sz w:val="19"/>
-                <w:szCs w:val="24"/>
-                <w:lang w:val="en-US"/>
-              </w:rPr>
-              <w:t>E-mail: {{</w:t>
-            </w:r>
-            <w:proofErr w:type="spellStart"/>
-            <w:r>
-              <w:rPr>
-                <w:rFonts w:ascii="Times New Roman" w:eastAsia="Times New Roman" w:hAnsi="Times New Roman" w:cs="Times New Roman"/>
-                <w:color w:val="000000"/>
-                <w:sz w:val="19"/>
-                <w:szCs w:val="24"/>
-                <w:lang w:val="en-US"/>
-              </w:rPr>
-              <w:t>carrier_email</w:t>
-            </w:r>
-            <w:proofErr w:type="spellEnd"/>
-            <w:r>
-              <w:rPr>
-                <w:rFonts w:ascii="Times New Roman" w:eastAsia="Times New Roman" w:hAnsi="Times New Roman" w:cs="Times New Roman"/>
-                <w:color w:val="000000"/>
-                <w:sz w:val="19"/>
-                <w:szCs w:val="24"/>
-                <w:lang w:val="en-US"/>
-              </w:rPr>
-              <w:t>}}</w:t>
+              <w:t xml:space="preserve">{%p endif %}</w:t>
             </w:r>
           </w:p>
           <w:p>

--- a/templates/shablon_ip_without_vat.docx
+++ b/templates/shablon_ip_without_vat.docx
@@ -442,7 +442,7 @@
           <w:sz w:val="22"/>
           <w:szCs w:val="24"/>
         </w:rPr>
-        <w:t xml:space="preserve">{{client_legal_form}} {{client_full_name}}, {{client_pronoun}} в дальнейшем «Заказчик», {{client_acting}} на основании свидетельства о государственной регистрации.</w:t>
+        <w:t xml:space="preserve">{{client_legal_form}} {{client_full_name}}, ИНН {{client_inn}}, {{client_ogrn_label}} {{client_ogrn}}, {{client_acting}} на основании свидетельства о государственной регистрации, {{client_pronoun}} в дальнейшем «Заказчик».</w:t>
       </w:r>
     </w:p>
     <w:p>
@@ -486,7 +486,7 @@
           <w:sz w:val="22"/>
           <w:szCs w:val="24"/>
         </w:rPr>
-        <w:t xml:space="preserve">{{client_full_name}}{{client_name_in_parens}}, именуемое в дальнейшем «Заказчик», в лице {{client_director_position_short}} {{client_director}}, действующего на основании Устава.</w:t>
+        <w:t xml:space="preserve">{{client_legal_form_prefix}}{{client_full_name}}{{client_name_in_parens}}, ИНН {{client_inn}}, {% if has_client_kpp %}КПП {{client_kpp}}, {% endif %}{{client_ogrn_label}} {{client_ogrn}}, именуемое в дальнейшем «Заказчик», в лице {{client_director_position_genitive}} {{client_director_genitive}}, {{client_acting_genitive}} на основании {{client_basis}}.</w:t>
       </w:r>
     </w:p>
     <w:p>
@@ -620,7 +620,95 @@
           <w:sz w:val="22"/>
           <w:szCs w:val="24"/>
         </w:rPr>
-        <w:t xml:space="preserve">{{carrier_legal_form}} {{carrier_full_name}}, ИНН {{carrier_inn}}, {% if has_carrier_kpp %}КПП {{carrier_kpp}}, {% endif %}{{carrier_ogrn_label}} {{carrier_ogrn}}, в лице {{carrier_director_position}} {{carrier_director}}, действующего на основании {{carrier_basis}}, именуемое в дальнейшем «Перевозчик».</w:t>
+        <w:t xml:space="preserve">{%p if is_carrier_ip %}</w:t>
+      </w:r>
+    </w:p>
+    <w:p>
+      <w:pPr>
+        <w:widowControl/>
+        <w:spacing w:before="0" w:after="80" w:line="276" w:lineRule="auto"/>
+        <w:ind w:left="0" w:firstLine="567"/>
+        <w:jc w:val="both"/>
+        <w:rPr>
+          <w:rFonts w:ascii="Times New Roman" w:eastAsia="Times New Roman" w:hAnsi="Times New Roman" w:cs="Times New Roman"/>
+          <w:sz w:val="24"/>
+          <w:szCs w:val="24"/>
+        </w:rPr>
+      </w:pPr>
+      <w:r>
+        <w:rPr>
+          <w:rFonts w:ascii="Times New Roman" w:eastAsia="Times New Roman" w:hAnsi="Times New Roman" w:cs="Times New Roman"/>
+          <w:color w:val="000000"/>
+          <w:sz w:val="22"/>
+          <w:szCs w:val="24"/>
+        </w:rPr>
+        <w:t xml:space="preserve">{{carrier_legal_form}} {{carrier_full_name}}, ИНН {{carrier_inn}}, {{carrier_ogrn_label}} {{carrier_ogrn}}, {{carrier_acting}} на основании {{carrier_basis}}, {{carrier_pronoun}} в дальнейшем «Перевозчик».</w:t>
+      </w:r>
+    </w:p>
+    <w:p>
+      <w:pPr>
+        <w:widowControl/>
+        <w:spacing w:before="0" w:after="80" w:line="276" w:lineRule="auto"/>
+        <w:ind w:left="0" w:firstLine="567"/>
+        <w:jc w:val="both"/>
+        <w:rPr>
+          <w:rFonts w:ascii="Times New Roman" w:eastAsia="Times New Roman" w:hAnsi="Times New Roman" w:cs="Times New Roman"/>
+          <w:sz w:val="24"/>
+          <w:szCs w:val="24"/>
+        </w:rPr>
+      </w:pPr>
+      <w:r>
+        <w:rPr>
+          <w:rFonts w:ascii="Times New Roman" w:eastAsia="Times New Roman" w:hAnsi="Times New Roman" w:cs="Times New Roman"/>
+          <w:color w:val="000000"/>
+          <w:sz w:val="22"/>
+          <w:szCs w:val="24"/>
+        </w:rPr>
+        <w:t xml:space="preserve">{%p else %}</w:t>
+      </w:r>
+    </w:p>
+    <w:p>
+      <w:pPr>
+        <w:widowControl/>
+        <w:spacing w:before="0" w:after="80" w:line="276" w:lineRule="auto"/>
+        <w:ind w:left="0" w:firstLine="567"/>
+        <w:jc w:val="both"/>
+        <w:rPr>
+          <w:rFonts w:ascii="Times New Roman" w:eastAsia="Times New Roman" w:hAnsi="Times New Roman" w:cs="Times New Roman"/>
+          <w:sz w:val="24"/>
+          <w:szCs w:val="24"/>
+        </w:rPr>
+      </w:pPr>
+      <w:r>
+        <w:rPr>
+          <w:rFonts w:ascii="Times New Roman" w:eastAsia="Times New Roman" w:hAnsi="Times New Roman" w:cs="Times New Roman"/>
+          <w:color w:val="000000"/>
+          <w:sz w:val="22"/>
+          <w:szCs w:val="24"/>
+        </w:rPr>
+        <w:t xml:space="preserve">{{carrier_legal_form_prefix}}{{carrier_full_name}}{{carrier_name_in_parens}}, ИНН {{carrier_inn}}, {% if has_carrier_kpp %}КПП {{carrier_kpp}}, {% endif %}{{carrier_ogrn_label}} {{carrier_ogrn}}, в лице {{carrier_director_position_genitive}} {{carrier_director_genitive}}, {{carrier_acting_genitive}} на основании {{carrier_basis}}, именуемое в дальнейшем «Перевозчик».</w:t>
+      </w:r>
+    </w:p>
+    <w:p>
+      <w:pPr>
+        <w:widowControl/>
+        <w:spacing w:before="0" w:after="80" w:line="276" w:lineRule="auto"/>
+        <w:ind w:left="0" w:firstLine="567"/>
+        <w:jc w:val="both"/>
+        <w:rPr>
+          <w:rFonts w:ascii="Times New Roman" w:eastAsia="Times New Roman" w:hAnsi="Times New Roman" w:cs="Times New Roman"/>
+          <w:sz w:val="24"/>
+          <w:szCs w:val="24"/>
+        </w:rPr>
+      </w:pPr>
+      <w:r>
+        <w:rPr>
+          <w:rFonts w:ascii="Times New Roman" w:eastAsia="Times New Roman" w:hAnsi="Times New Roman" w:cs="Times New Roman"/>
+          <w:color w:val="000000"/>
+          <w:sz w:val="22"/>
+          <w:szCs w:val="24"/>
+        </w:rPr>
+        <w:t xml:space="preserve">{%p endif %}</w:t>
       </w:r>
     </w:p>
     <w:p>

--- a/templates/shablon_ip_without_vat.docx
+++ b/templates/shablon_ip_without_vat.docx
@@ -9738,119 +9738,7 @@
                 <w:sz w:val="19"/>
                 <w:szCs w:val="24"/>
               </w:rPr>
-              <w:t>р</w:t>
-            </w:r>
-            <w:r>
-              <w:rPr>
-                <w:rFonts w:ascii="Times New Roman" w:eastAsia="Times New Roman" w:hAnsi="Times New Roman" w:cs="Times New Roman"/>
-                <w:color w:val="000000"/>
-                <w:sz w:val="19"/>
-                <w:szCs w:val="24"/>
-                <w:lang w:val="en-US"/>
-              </w:rPr>
-              <w:t>/</w:t>
-            </w:r>
-            <w:r>
-              <w:rPr>
-                <w:rFonts w:ascii="Times New Roman" w:eastAsia="Times New Roman" w:hAnsi="Times New Roman" w:cs="Times New Roman"/>
-                <w:color w:val="000000"/>
-                <w:sz w:val="19"/>
-                <w:szCs w:val="24"/>
-              </w:rPr>
-              <w:t>с</w:t>
-            </w:r>
-            <w:r>
-              <w:rPr>
-                <w:rFonts w:ascii="Times New Roman" w:eastAsia="Times New Roman" w:hAnsi="Times New Roman" w:cs="Times New Roman"/>
-                <w:color w:val="000000"/>
-                <w:sz w:val="19"/>
-                <w:szCs w:val="24"/>
-                <w:lang w:val="en-US"/>
-              </w:rPr>
-              <w:t xml:space="preserve"> </w:t>
-            </w:r>
-            <w:r>
-              <w:rPr>
-                <w:rFonts w:ascii="Times New Roman" w:eastAsia="Times New Roman" w:hAnsi="Times New Roman" w:cs="Times New Roman"/>
-                <w:color w:val="000000"/>
-                <w:sz w:val="19"/>
-                <w:szCs w:val="24"/>
-                <w:lang w:val="en-US"/>
-              </w:rPr>
-              <w:t>{{</w:t>
-            </w:r>
-            <w:proofErr w:type="spellStart"/>
-            <w:r>
-              <w:rPr>
-                <w:rFonts w:ascii="Times New Roman" w:eastAsia="Times New Roman" w:hAnsi="Times New Roman" w:cs="Times New Roman"/>
-                <w:color w:val="000000"/>
-                <w:sz w:val="19"/>
-                <w:szCs w:val="24"/>
-                <w:lang w:val="en-US"/>
-              </w:rPr>
-              <w:t>client_account</w:t>
-            </w:r>
-            <w:proofErr w:type="spellEnd"/>
-            <w:r>
-              <w:rPr>
-                <w:rFonts w:ascii="Times New Roman" w:eastAsia="Times New Roman" w:hAnsi="Times New Roman" w:cs="Times New Roman"/>
-                <w:color w:val="000000"/>
-                <w:sz w:val="19"/>
-                <w:szCs w:val="24"/>
-                <w:lang w:val="en-US"/>
-              </w:rPr>
-              <w:t xml:space="preserve">}} </w:t>
-            </w:r>
-            <w:r>
-              <w:rPr>
-                <w:rFonts w:ascii="Times New Roman" w:eastAsia="Times New Roman" w:hAnsi="Times New Roman" w:cs="Times New Roman"/>
-                <w:color w:val="000000"/>
-                <w:sz w:val="19"/>
-                <w:szCs w:val="24"/>
-              </w:rPr>
-              <w:t>в</w:t>
-            </w:r>
-            <w:r>
-              <w:rPr>
-                <w:rFonts w:ascii="Times New Roman" w:eastAsia="Times New Roman" w:hAnsi="Times New Roman" w:cs="Times New Roman"/>
-                <w:color w:val="000000"/>
-                <w:sz w:val="19"/>
-                <w:szCs w:val="24"/>
-                <w:lang w:val="en-US"/>
-              </w:rPr>
-              <w:t xml:space="preserve"> </w:t>
-            </w:r>
-            <w:r>
-              <w:rPr>
-                <w:rFonts w:ascii="Times New Roman" w:eastAsia="Times New Roman" w:hAnsi="Times New Roman" w:cs="Times New Roman"/>
-                <w:color w:val="000000"/>
-                <w:sz w:val="19"/>
-                <w:szCs w:val="24"/>
-                <w:lang w:val="en-US"/>
-              </w:rPr>
-              <w:t>{{</w:t>
-            </w:r>
-            <w:proofErr w:type="spellStart"/>
-            <w:r>
-              <w:rPr>
-                <w:rFonts w:ascii="Times New Roman" w:eastAsia="Times New Roman" w:hAnsi="Times New Roman" w:cs="Times New Roman"/>
-                <w:color w:val="000000"/>
-                <w:sz w:val="19"/>
-                <w:szCs w:val="24"/>
-                <w:lang w:val="en-US"/>
-              </w:rPr>
-              <w:t>client_bank</w:t>
-            </w:r>
-            <w:proofErr w:type="spellEnd"/>
-            <w:r>
-              <w:rPr>
-                <w:rFonts w:ascii="Times New Roman" w:eastAsia="Times New Roman" w:hAnsi="Times New Roman" w:cs="Times New Roman"/>
-                <w:color w:val="000000"/>
-                <w:sz w:val="19"/>
-                <w:szCs w:val="24"/>
-                <w:lang w:val="en-US"/>
-              </w:rPr>
-              <w:t>}}</w:t>
+              <w:t xml:space="preserve">{%p if has_client_account %}</w:t>
             </w:r>
           </w:p>
           <w:p>
@@ -9872,49 +9760,7 @@
                 <w:sz w:val="19"/>
                 <w:szCs w:val="24"/>
               </w:rPr>
-              <w:t>БИК</w:t>
-            </w:r>
-            <w:r>
-              <w:rPr>
-                <w:rFonts w:ascii="Times New Roman" w:eastAsia="Times New Roman" w:hAnsi="Times New Roman" w:cs="Times New Roman"/>
-                <w:color w:val="000000"/>
-                <w:sz w:val="19"/>
-                <w:szCs w:val="24"/>
-                <w:lang w:val="en-US"/>
-              </w:rPr>
-              <w:t xml:space="preserve"> </w:t>
-            </w:r>
-            <w:r>
-              <w:rPr>
-                <w:rFonts w:ascii="Times New Roman" w:eastAsia="Times New Roman" w:hAnsi="Times New Roman" w:cs="Times New Roman"/>
-                <w:color w:val="000000"/>
-                <w:sz w:val="19"/>
-                <w:szCs w:val="24"/>
-                <w:lang w:val="en-US"/>
-              </w:rPr>
-              <w:t>{{</w:t>
-            </w:r>
-            <w:proofErr w:type="spellStart"/>
-            <w:r>
-              <w:rPr>
-                <w:rFonts w:ascii="Times New Roman" w:eastAsia="Times New Roman" w:hAnsi="Times New Roman" w:cs="Times New Roman"/>
-                <w:color w:val="000000"/>
-                <w:sz w:val="19"/>
-                <w:szCs w:val="24"/>
-                <w:lang w:val="en-US"/>
-              </w:rPr>
-              <w:t>client_bik</w:t>
-            </w:r>
-            <w:proofErr w:type="spellEnd"/>
-            <w:r>
-              <w:rPr>
-                <w:rFonts w:ascii="Times New Roman" w:eastAsia="Times New Roman" w:hAnsi="Times New Roman" w:cs="Times New Roman"/>
-                <w:color w:val="000000"/>
-                <w:sz w:val="19"/>
-                <w:szCs w:val="24"/>
-                <w:lang w:val="en-US"/>
-              </w:rPr>
-              <w:t>}}</w:t>
+              <w:t xml:space="preserve">р/с {{client_account}} {% if has_client_bank %}в {{client_bank}}{% endif %}</w:t>
             </w:r>
           </w:p>
           <w:p>
@@ -9936,68 +9782,139 @@
                 <w:sz w:val="19"/>
                 <w:szCs w:val="24"/>
               </w:rPr>
-              <w:t>к</w:t>
-            </w:r>
-            <w:r>
-              <w:rPr>
-                <w:rFonts w:ascii="Times New Roman" w:eastAsia="Times New Roman" w:hAnsi="Times New Roman" w:cs="Times New Roman"/>
-                <w:color w:val="000000"/>
-                <w:sz w:val="19"/>
-                <w:szCs w:val="24"/>
-                <w:lang w:val="en-US"/>
-              </w:rPr>
-              <w:t>/</w:t>
-            </w:r>
-            <w:r>
-              <w:rPr>
-                <w:rFonts w:ascii="Times New Roman" w:eastAsia="Times New Roman" w:hAnsi="Times New Roman" w:cs="Times New Roman"/>
-                <w:color w:val="000000"/>
-                <w:sz w:val="19"/>
-                <w:szCs w:val="24"/>
-              </w:rPr>
-              <w:t>с</w:t>
-            </w:r>
-            <w:r>
-              <w:rPr>
-                <w:rFonts w:ascii="Times New Roman" w:eastAsia="Times New Roman" w:hAnsi="Times New Roman" w:cs="Times New Roman"/>
-                <w:color w:val="000000"/>
-                <w:sz w:val="19"/>
-                <w:szCs w:val="24"/>
-                <w:lang w:val="en-US"/>
-              </w:rPr>
-              <w:t xml:space="preserve"> </w:t>
-            </w:r>
-            <w:r>
-              <w:rPr>
-                <w:rFonts w:ascii="Times New Roman" w:eastAsia="Times New Roman" w:hAnsi="Times New Roman" w:cs="Times New Roman"/>
-                <w:color w:val="000000"/>
-                <w:sz w:val="19"/>
-                <w:szCs w:val="24"/>
-                <w:lang w:val="en-US"/>
-              </w:rPr>
-              <w:t>{{</w:t>
-            </w:r>
-            <w:proofErr w:type="spellStart"/>
-            <w:r>
-              <w:rPr>
-                <w:rFonts w:ascii="Times New Roman" w:eastAsia="Times New Roman" w:hAnsi="Times New Roman" w:cs="Times New Roman"/>
-                <w:color w:val="000000"/>
-                <w:sz w:val="19"/>
-                <w:szCs w:val="24"/>
-                <w:lang w:val="en-US"/>
-              </w:rPr>
-              <w:t>client_corr_account</w:t>
-            </w:r>
-            <w:proofErr w:type="spellEnd"/>
-            <w:r>
-              <w:rPr>
-                <w:rFonts w:ascii="Times New Roman" w:eastAsia="Times New Roman" w:hAnsi="Times New Roman" w:cs="Times New Roman"/>
-                <w:color w:val="000000"/>
-                <w:sz w:val="19"/>
-                <w:szCs w:val="24"/>
-                <w:lang w:val="en-US"/>
-              </w:rPr>
-              <w:t>}}</w:t>
+              <w:t xml:space="preserve">{%p endif %}</w:t>
+            </w:r>
+          </w:p>
+          <w:p>
+            <w:pPr>
+              <w:spacing w:line="240" w:lineRule="auto" w:before="0" w:after="0"/>
+              <w:ind w:firstLine="0"/>
+              <w:jc w:val="both"/>
+              <w:rPr>
+                <w:rFonts w:ascii="Times New Roman" w:eastAsia="Times New Roman" w:hAnsi="Times New Roman" w:cs="Times New Roman"/>
+                <w:sz w:val="24"/>
+                <w:szCs w:val="24"/>
+                <w:lang w:val="en-US"/>
+              </w:rPr>
+            </w:pPr>
+            <w:r>
+              <w:rPr>
+                <w:rFonts w:ascii="Times New Roman" w:eastAsia="Times New Roman" w:hAnsi="Times New Roman" w:cs="Times New Roman"/>
+                <w:color w:val="000000"/>
+                <w:sz w:val="19"/>
+                <w:szCs w:val="24"/>
+              </w:rPr>
+              <w:t xml:space="preserve">{%p if has_client_bik %}</w:t>
+            </w:r>
+          </w:p>
+          <w:p>
+            <w:pPr>
+              <w:spacing w:line="240" w:lineRule="auto" w:before="0" w:after="0"/>
+              <w:ind w:firstLine="0"/>
+              <w:jc w:val="both"/>
+              <w:rPr>
+                <w:rFonts w:ascii="Times New Roman" w:eastAsia="Times New Roman" w:hAnsi="Times New Roman" w:cs="Times New Roman"/>
+                <w:sz w:val="24"/>
+                <w:szCs w:val="24"/>
+                <w:lang w:val="en-US"/>
+              </w:rPr>
+            </w:pPr>
+            <w:r>
+              <w:rPr>
+                <w:rFonts w:ascii="Times New Roman" w:eastAsia="Times New Roman" w:hAnsi="Times New Roman" w:cs="Times New Roman"/>
+                <w:color w:val="000000"/>
+                <w:sz w:val="19"/>
+                <w:szCs w:val="24"/>
+              </w:rPr>
+              <w:t xml:space="preserve">БИК {{client_bik}}</w:t>
+            </w:r>
+          </w:p>
+          <w:p>
+            <w:pPr>
+              <w:spacing w:line="240" w:lineRule="auto" w:before="0" w:after="0"/>
+              <w:ind w:firstLine="0"/>
+              <w:jc w:val="both"/>
+              <w:rPr>
+                <w:rFonts w:ascii="Times New Roman" w:eastAsia="Times New Roman" w:hAnsi="Times New Roman" w:cs="Times New Roman"/>
+                <w:sz w:val="24"/>
+                <w:szCs w:val="24"/>
+                <w:lang w:val="en-US"/>
+              </w:rPr>
+            </w:pPr>
+            <w:r>
+              <w:rPr>
+                <w:rFonts w:ascii="Times New Roman" w:eastAsia="Times New Roman" w:hAnsi="Times New Roman" w:cs="Times New Roman"/>
+                <w:color w:val="000000"/>
+                <w:sz w:val="19"/>
+                <w:szCs w:val="24"/>
+              </w:rPr>
+              <w:t xml:space="preserve">{%p endif %}</w:t>
+            </w:r>
+          </w:p>
+          <w:p>
+            <w:pPr>
+              <w:spacing w:line="240" w:lineRule="auto" w:before="0" w:after="0"/>
+              <w:ind w:firstLine="0"/>
+              <w:jc w:val="both"/>
+              <w:rPr>
+                <w:rFonts w:ascii="Times New Roman" w:eastAsia="Times New Roman" w:hAnsi="Times New Roman" w:cs="Times New Roman"/>
+                <w:sz w:val="24"/>
+                <w:szCs w:val="24"/>
+                <w:lang w:val="en-US"/>
+              </w:rPr>
+            </w:pPr>
+            <w:r>
+              <w:rPr>
+                <w:rFonts w:ascii="Times New Roman" w:eastAsia="Times New Roman" w:hAnsi="Times New Roman" w:cs="Times New Roman"/>
+                <w:color w:val="000000"/>
+                <w:sz w:val="19"/>
+                <w:szCs w:val="24"/>
+              </w:rPr>
+              <w:t xml:space="preserve">{%p if has_client_corr_account %}</w:t>
+            </w:r>
+          </w:p>
+          <w:p>
+            <w:pPr>
+              <w:spacing w:line="240" w:lineRule="auto" w:before="0" w:after="0"/>
+              <w:ind w:firstLine="0"/>
+              <w:jc w:val="both"/>
+              <w:rPr>
+                <w:rFonts w:ascii="Times New Roman" w:eastAsia="Times New Roman" w:hAnsi="Times New Roman" w:cs="Times New Roman"/>
+                <w:sz w:val="24"/>
+                <w:szCs w:val="24"/>
+                <w:lang w:val="en-US"/>
+              </w:rPr>
+            </w:pPr>
+            <w:r>
+              <w:rPr>
+                <w:rFonts w:ascii="Times New Roman" w:eastAsia="Times New Roman" w:hAnsi="Times New Roman" w:cs="Times New Roman"/>
+                <w:color w:val="000000"/>
+                <w:sz w:val="19"/>
+                <w:szCs w:val="24"/>
+              </w:rPr>
+              <w:t xml:space="preserve">к/с {{client_corr_account}}</w:t>
+            </w:r>
+          </w:p>
+          <w:p>
+            <w:pPr>
+              <w:spacing w:line="240" w:lineRule="auto" w:before="0" w:after="0"/>
+              <w:ind w:firstLine="0"/>
+              <w:jc w:val="both"/>
+              <w:rPr>
+                <w:rFonts w:ascii="Times New Roman" w:eastAsia="Times New Roman" w:hAnsi="Times New Roman" w:cs="Times New Roman"/>
+                <w:sz w:val="24"/>
+                <w:szCs w:val="24"/>
+                <w:lang w:val="en-US"/>
+              </w:rPr>
+            </w:pPr>
+            <w:r>
+              <w:rPr>
+                <w:rFonts w:ascii="Times New Roman" w:eastAsia="Times New Roman" w:hAnsi="Times New Roman" w:cs="Times New Roman"/>
+                <w:color w:val="000000"/>
+                <w:sz w:val="19"/>
+                <w:szCs w:val="24"/>
+              </w:rPr>
+              <w:t xml:space="preserve">{%p endif %}</w:t>
             </w:r>
           </w:p>
           <w:p>
@@ -10611,29 +10528,7 @@
                 <w:szCs w:val="24"/>
                 <w:lang w:val="en-US"/>
               </w:rPr>
-              <w:t>р/с {{</w:t>
-            </w:r>
-            <w:proofErr w:type="spellStart"/>
-            <w:r>
-              <w:rPr>
-                <w:rFonts w:ascii="Times New Roman" w:eastAsia="Times New Roman" w:hAnsi="Times New Roman" w:cs="Times New Roman"/>
-                <w:color w:val="000000"/>
-                <w:sz w:val="19"/>
-                <w:szCs w:val="24"/>
-                <w:lang w:val="en-US"/>
-              </w:rPr>
-              <w:t>carrier_account</w:t>
-            </w:r>
-            <w:proofErr w:type="spellEnd"/>
-            <w:r>
-              <w:rPr>
-                <w:rFonts w:ascii="Times New Roman" w:eastAsia="Times New Roman" w:hAnsi="Times New Roman" w:cs="Times New Roman"/>
-                <w:color w:val="000000"/>
-                <w:sz w:val="19"/>
-                <w:szCs w:val="24"/>
-                <w:lang w:val="en-US"/>
-              </w:rPr>
-              <w:t>}}</w:t>
+              <w:t xml:space="preserve">{%p if has_carrier_account %}</w:t>
             </w:r>
           </w:p>
           <w:p>
@@ -10656,29 +10551,7 @@
                 <w:szCs w:val="24"/>
                 <w:lang w:val="en-US"/>
               </w:rPr>
-              <w:t>Банк: {{</w:t>
-            </w:r>
-            <w:proofErr w:type="spellStart"/>
-            <w:r>
-              <w:rPr>
-                <w:rFonts w:ascii="Times New Roman" w:eastAsia="Times New Roman" w:hAnsi="Times New Roman" w:cs="Times New Roman"/>
-                <w:color w:val="000000"/>
-                <w:sz w:val="19"/>
-                <w:szCs w:val="24"/>
-                <w:lang w:val="en-US"/>
-              </w:rPr>
-              <w:t>carrier_bank</w:t>
-            </w:r>
-            <w:proofErr w:type="spellEnd"/>
-            <w:r>
-              <w:rPr>
-                <w:rFonts w:ascii="Times New Roman" w:eastAsia="Times New Roman" w:hAnsi="Times New Roman" w:cs="Times New Roman"/>
-                <w:color w:val="000000"/>
-                <w:sz w:val="19"/>
-                <w:szCs w:val="24"/>
-                <w:lang w:val="en-US"/>
-              </w:rPr>
-              <w:t>}}</w:t>
+              <w:t xml:space="preserve">р/с {{carrier_account}}</w:t>
             </w:r>
           </w:p>
           <w:p>
@@ -10701,29 +10574,7 @@
                 <w:szCs w:val="24"/>
                 <w:lang w:val="en-US"/>
               </w:rPr>
-              <w:t>БИК {{</w:t>
-            </w:r>
-            <w:proofErr w:type="spellStart"/>
-            <w:r>
-              <w:rPr>
-                <w:rFonts w:ascii="Times New Roman" w:eastAsia="Times New Roman" w:hAnsi="Times New Roman" w:cs="Times New Roman"/>
-                <w:color w:val="000000"/>
-                <w:sz w:val="19"/>
-                <w:szCs w:val="24"/>
-                <w:lang w:val="en-US"/>
-              </w:rPr>
-              <w:t>carrier_bik</w:t>
-            </w:r>
-            <w:proofErr w:type="spellEnd"/>
-            <w:r>
-              <w:rPr>
-                <w:rFonts w:ascii="Times New Roman" w:eastAsia="Times New Roman" w:hAnsi="Times New Roman" w:cs="Times New Roman"/>
-                <w:color w:val="000000"/>
-                <w:sz w:val="19"/>
-                <w:szCs w:val="24"/>
-                <w:lang w:val="en-US"/>
-              </w:rPr>
-              <w:t>}}</w:t>
+              <w:t xml:space="preserve">{%p endif %}</w:t>
             </w:r>
           </w:p>
           <w:p>
@@ -10738,71 +10589,199 @@
                 <w:lang w:val="en-US"/>
               </w:rPr>
             </w:pPr>
-            <w:proofErr w:type="spellStart"/>
-            <w:r>
-              <w:rPr>
-                <w:rFonts w:ascii="Times New Roman" w:eastAsia="Times New Roman" w:hAnsi="Times New Roman" w:cs="Times New Roman"/>
-                <w:color w:val="000000"/>
-                <w:sz w:val="19"/>
-                <w:szCs w:val="24"/>
-                <w:lang w:val="en-US"/>
-              </w:rPr>
-              <w:t>Корр</w:t>
-            </w:r>
-            <w:proofErr w:type="spellEnd"/>
-            <w:r>
-              <w:rPr>
-                <w:rFonts w:ascii="Times New Roman" w:eastAsia="Times New Roman" w:hAnsi="Times New Roman" w:cs="Times New Roman"/>
-                <w:color w:val="000000"/>
-                <w:sz w:val="19"/>
-                <w:szCs w:val="24"/>
-                <w:lang w:val="en-US"/>
-              </w:rPr>
-              <w:t xml:space="preserve">. </w:t>
-            </w:r>
-            <w:proofErr w:type="spellStart"/>
-            <w:r>
-              <w:rPr>
-                <w:rFonts w:ascii="Times New Roman" w:eastAsia="Times New Roman" w:hAnsi="Times New Roman" w:cs="Times New Roman"/>
-                <w:color w:val="000000"/>
-                <w:sz w:val="19"/>
-                <w:szCs w:val="24"/>
-                <w:lang w:val="en-US"/>
-              </w:rPr>
-              <w:t>счёт</w:t>
-            </w:r>
-            <w:proofErr w:type="spellEnd"/>
-            <w:r>
-              <w:rPr>
-                <w:rFonts w:ascii="Times New Roman" w:eastAsia="Times New Roman" w:hAnsi="Times New Roman" w:cs="Times New Roman"/>
-                <w:color w:val="000000"/>
-                <w:sz w:val="19"/>
-                <w:szCs w:val="24"/>
-                <w:lang w:val="en-US"/>
-              </w:rPr>
-              <w:t>: {{</w:t>
-            </w:r>
-            <w:proofErr w:type="spellStart"/>
-            <w:r>
-              <w:rPr>
-                <w:rFonts w:ascii="Times New Roman" w:eastAsia="Times New Roman" w:hAnsi="Times New Roman" w:cs="Times New Roman"/>
-                <w:color w:val="000000"/>
-                <w:sz w:val="19"/>
-                <w:szCs w:val="24"/>
-                <w:lang w:val="en-US"/>
-              </w:rPr>
-              <w:t>carrier_corr_account</w:t>
-            </w:r>
-            <w:proofErr w:type="spellEnd"/>
-            <w:r>
-              <w:rPr>
-                <w:rFonts w:ascii="Times New Roman" w:eastAsia="Times New Roman" w:hAnsi="Times New Roman" w:cs="Times New Roman"/>
-                <w:color w:val="000000"/>
-                <w:sz w:val="19"/>
-                <w:szCs w:val="24"/>
-                <w:lang w:val="en-US"/>
-              </w:rPr>
-              <w:t>}}</w:t>
+            <w:r>
+              <w:rPr>
+                <w:rFonts w:ascii="Times New Roman" w:eastAsia="Times New Roman" w:hAnsi="Times New Roman" w:cs="Times New Roman"/>
+                <w:color w:val="000000"/>
+                <w:sz w:val="19"/>
+                <w:szCs w:val="24"/>
+                <w:lang w:val="en-US"/>
+              </w:rPr>
+              <w:t xml:space="preserve">{%p if has_carrier_bank %}</w:t>
+            </w:r>
+          </w:p>
+          <w:p>
+            <w:pPr>
+              <w:spacing w:line="240" w:lineRule="auto" w:before="0" w:after="0"/>
+              <w:ind w:firstLine="0"/>
+              <w:rPr>
+                <w:rFonts w:ascii="Times New Roman" w:eastAsia="Times New Roman" w:hAnsi="Times New Roman" w:cs="Times New Roman"/>
+                <w:color w:val="000000" w:themeColor="text1"/>
+                <w:sz w:val="24"/>
+                <w:szCs w:val="24"/>
+                <w:lang w:val="en-US"/>
+              </w:rPr>
+            </w:pPr>
+            <w:r>
+              <w:rPr>
+                <w:rFonts w:ascii="Times New Roman" w:eastAsia="Times New Roman" w:hAnsi="Times New Roman" w:cs="Times New Roman"/>
+                <w:color w:val="000000"/>
+                <w:sz w:val="19"/>
+                <w:szCs w:val="24"/>
+                <w:lang w:val="en-US"/>
+              </w:rPr>
+              <w:t xml:space="preserve">Банк: {{carrier_bank}}</w:t>
+            </w:r>
+          </w:p>
+          <w:p>
+            <w:pPr>
+              <w:spacing w:line="240" w:lineRule="auto" w:before="0" w:after="0"/>
+              <w:ind w:firstLine="0"/>
+              <w:rPr>
+                <w:rFonts w:ascii="Times New Roman" w:eastAsia="Times New Roman" w:hAnsi="Times New Roman" w:cs="Times New Roman"/>
+                <w:color w:val="000000" w:themeColor="text1"/>
+                <w:sz w:val="24"/>
+                <w:szCs w:val="24"/>
+                <w:lang w:val="en-US"/>
+              </w:rPr>
+            </w:pPr>
+            <w:r>
+              <w:rPr>
+                <w:rFonts w:ascii="Times New Roman" w:eastAsia="Times New Roman" w:hAnsi="Times New Roman" w:cs="Times New Roman"/>
+                <w:color w:val="000000"/>
+                <w:sz w:val="19"/>
+                <w:szCs w:val="24"/>
+                <w:lang w:val="en-US"/>
+              </w:rPr>
+              <w:t xml:space="preserve">{%p endif %}</w:t>
+            </w:r>
+          </w:p>
+          <w:p>
+            <w:pPr>
+              <w:spacing w:line="240" w:lineRule="auto" w:before="0" w:after="0"/>
+              <w:ind w:firstLine="0"/>
+              <w:rPr>
+                <w:rFonts w:ascii="Times New Roman" w:eastAsia="Times New Roman" w:hAnsi="Times New Roman" w:cs="Times New Roman"/>
+                <w:color w:val="000000" w:themeColor="text1"/>
+                <w:sz w:val="24"/>
+                <w:szCs w:val="24"/>
+                <w:lang w:val="en-US"/>
+              </w:rPr>
+            </w:pPr>
+            <w:r>
+              <w:rPr>
+                <w:rFonts w:ascii="Times New Roman" w:eastAsia="Times New Roman" w:hAnsi="Times New Roman" w:cs="Times New Roman"/>
+                <w:color w:val="000000"/>
+                <w:sz w:val="19"/>
+                <w:szCs w:val="24"/>
+                <w:lang w:val="en-US"/>
+              </w:rPr>
+              <w:t xml:space="preserve">{%p if has_carrier_bik %}</w:t>
+            </w:r>
+          </w:p>
+          <w:p>
+            <w:pPr>
+              <w:spacing w:line="240" w:lineRule="auto" w:before="0" w:after="0"/>
+              <w:ind w:firstLine="0"/>
+              <w:rPr>
+                <w:rFonts w:ascii="Times New Roman" w:eastAsia="Times New Roman" w:hAnsi="Times New Roman" w:cs="Times New Roman"/>
+                <w:color w:val="000000" w:themeColor="text1"/>
+                <w:sz w:val="24"/>
+                <w:szCs w:val="24"/>
+                <w:lang w:val="en-US"/>
+              </w:rPr>
+            </w:pPr>
+            <w:r>
+              <w:rPr>
+                <w:rFonts w:ascii="Times New Roman" w:eastAsia="Times New Roman" w:hAnsi="Times New Roman" w:cs="Times New Roman"/>
+                <w:color w:val="000000"/>
+                <w:sz w:val="19"/>
+                <w:szCs w:val="24"/>
+                <w:lang w:val="en-US"/>
+              </w:rPr>
+              <w:t xml:space="preserve">БИК {{carrier_bik}}</w:t>
+            </w:r>
+          </w:p>
+          <w:p>
+            <w:pPr>
+              <w:spacing w:line="240" w:lineRule="auto" w:before="0" w:after="0"/>
+              <w:ind w:firstLine="0"/>
+              <w:rPr>
+                <w:rFonts w:ascii="Times New Roman" w:eastAsia="Times New Roman" w:hAnsi="Times New Roman" w:cs="Times New Roman"/>
+                <w:color w:val="000000" w:themeColor="text1"/>
+                <w:sz w:val="24"/>
+                <w:szCs w:val="24"/>
+                <w:lang w:val="en-US"/>
+              </w:rPr>
+            </w:pPr>
+            <w:r>
+              <w:rPr>
+                <w:rFonts w:ascii="Times New Roman" w:eastAsia="Times New Roman" w:hAnsi="Times New Roman" w:cs="Times New Roman"/>
+                <w:color w:val="000000"/>
+                <w:sz w:val="19"/>
+                <w:szCs w:val="24"/>
+                <w:lang w:val="en-US"/>
+              </w:rPr>
+              <w:t xml:space="preserve">{%p endif %}</w:t>
+            </w:r>
+          </w:p>
+          <w:p>
+            <w:pPr>
+              <w:spacing w:line="240" w:lineRule="auto" w:before="0" w:after="0"/>
+              <w:ind w:firstLine="0"/>
+              <w:rPr>
+                <w:rFonts w:ascii="Times New Roman" w:eastAsia="Times New Roman" w:hAnsi="Times New Roman" w:cs="Times New Roman"/>
+                <w:color w:val="000000" w:themeColor="text1"/>
+                <w:sz w:val="24"/>
+                <w:szCs w:val="24"/>
+                <w:lang w:val="en-US"/>
+              </w:rPr>
+            </w:pPr>
+            <w:r>
+              <w:rPr>
+                <w:rFonts w:ascii="Times New Roman" w:eastAsia="Times New Roman" w:hAnsi="Times New Roman" w:cs="Times New Roman"/>
+                <w:color w:val="000000"/>
+                <w:sz w:val="19"/>
+                <w:szCs w:val="24"/>
+                <w:lang w:val="en-US"/>
+              </w:rPr>
+              <w:t xml:space="preserve">{%p if has_carrier_corr_account %}</w:t>
+            </w:r>
+          </w:p>
+          <w:p>
+            <w:pPr>
+              <w:spacing w:line="240" w:lineRule="auto" w:before="0" w:after="0"/>
+              <w:ind w:firstLine="0"/>
+              <w:rPr>
+                <w:rFonts w:ascii="Times New Roman" w:eastAsia="Times New Roman" w:hAnsi="Times New Roman" w:cs="Times New Roman"/>
+                <w:color w:val="000000" w:themeColor="text1"/>
+                <w:sz w:val="24"/>
+                <w:szCs w:val="24"/>
+                <w:lang w:val="en-US"/>
+              </w:rPr>
+            </w:pPr>
+            <w:r>
+              <w:rPr>
+                <w:rFonts w:ascii="Times New Roman" w:eastAsia="Times New Roman" w:hAnsi="Times New Roman" w:cs="Times New Roman"/>
+                <w:color w:val="000000"/>
+                <w:sz w:val="19"/>
+                <w:szCs w:val="24"/>
+                <w:lang w:val="en-US"/>
+              </w:rPr>
+              <w:t xml:space="preserve">Корр. счёт: {{carrier_corr_account}}</w:t>
+            </w:r>
+          </w:p>
+          <w:p>
+            <w:pPr>
+              <w:spacing w:line="240" w:lineRule="auto" w:before="0" w:after="0"/>
+              <w:ind w:firstLine="0"/>
+              <w:rPr>
+                <w:rFonts w:ascii="Times New Roman" w:eastAsia="Times New Roman" w:hAnsi="Times New Roman" w:cs="Times New Roman"/>
+                <w:color w:val="000000" w:themeColor="text1"/>
+                <w:sz w:val="24"/>
+                <w:szCs w:val="24"/>
+                <w:lang w:val="en-US"/>
+              </w:rPr>
+            </w:pPr>
+            <w:r>
+              <w:rPr>
+                <w:rFonts w:ascii="Times New Roman" w:eastAsia="Times New Roman" w:hAnsi="Times New Roman" w:cs="Times New Roman"/>
+                <w:color w:val="000000"/>
+                <w:sz w:val="19"/>
+                <w:szCs w:val="24"/>
+                <w:lang w:val="en-US"/>
+              </w:rPr>
+              <w:t xml:space="preserve">{%p endif %}</w:t>
             </w:r>
           </w:p>
           <w:p>
